--- a/PSE Riemann — PLAN PSE AGENTI.docx
+++ b/PSE Riemann — PLAN PSE AGENTI.docx
@@ -2333,6 +2333,1582 @@
       </w:r>
       <w:r>
         <w:t xml:space="preserve"> rada.</w:t>
+      </w:r>
+    </w:p>
+    <w:p>
+      <w:pPr>
+        <w:pStyle w:val="Heading1"/>
+      </w:pPr>
+      <w:r>
+        <w:t xml:space="preserve">Druga runda (2026-10-27, dogovor pravila 27–41): plan do 0.3.0~rc1</w:t>
+      </w:r>
+    </w:p>
+    <w:p>
+      <w:pPr>
+        <w:spacing w:after="100"/>
+        <w:ind w:left="0"/>
+      </w:pPr>
+      <w:r>
+        <w:t xml:space="preserve">Stanje: P0, P1, P2 gotovi (</w:t>
+      </w:r>
+      <w:r>
+        <w:rPr>
+          <w:rFonts w:ascii="Consolas" w:cs="Consolas" w:eastAsia="Consolas" w:hAnsi="Consolas"/>
+          <w:color w:val="6B4A12"/>
+        </w:rPr>
+        <w:t xml:space="preserve">e15e252</w:t>
+      </w:r>
+      <w:r>
+        <w:t xml:space="preserve">, </w:t>
+      </w:r>
+      <w:r>
+        <w:rPr>
+          <w:rFonts w:ascii="Consolas" w:cs="Consolas" w:eastAsia="Consolas" w:hAnsi="Consolas"/>
+          <w:color w:val="6B4A12"/>
+        </w:rPr>
+        <w:t xml:space="preserve">f27680b</w:t>
+      </w:r>
+      <w:r>
+        <w:t xml:space="preserve">, </w:t>
+      </w:r>
+      <w:r>
+        <w:rPr>
+          <w:rFonts w:ascii="Consolas" w:cs="Consolas" w:eastAsia="Consolas" w:hAnsi="Consolas"/>
+          <w:color w:val="6B4A12"/>
+        </w:rPr>
+        <w:t xml:space="preserve">fe1a079</w:t>
+      </w:r>
+      <w:r>
+        <w:t xml:space="preserve">, pushano). Andrej spava; radim bez pitanja, commitovi lokalno.</w:t>
+      </w:r>
+    </w:p>
+    <w:tbl>
+      <w:tblPr>
+        <w:tblW w:type="dxa" w:w="9638"/>
+        <w:tblBorders>
+          <w:top w:val="single" w:color="auto" w:sz="4"/>
+          <w:left w:val="single" w:color="auto" w:sz="4"/>
+          <w:bottom w:val="single" w:color="auto" w:sz="4"/>
+          <w:right w:val="single" w:color="auto" w:sz="4"/>
+          <w:insideH w:val="single" w:color="auto" w:sz="4"/>
+          <w:insideV w:val="single" w:color="auto" w:sz="4"/>
+        </w:tblBorders>
+      </w:tblPr>
+      <w:tblGrid>
+        <w:gridCol w:w="1191"/>
+        <w:gridCol w:w="1732"/>
+        <w:gridCol w:w="974"/>
+        <w:gridCol w:w="1407"/>
+        <w:gridCol w:w="4334"/>
+      </w:tblGrid>
+      <w:tr>
+        <w:trPr>
+          <w:tblHeader/>
+        </w:trPr>
+        <w:tc>
+          <w:tcPr>
+            <w:tcW w:type="dxa" w:w="1191"/>
+            <w:tcBorders>
+              <w:top w:val="single" w:color="D9D4C7" w:sz="4"/>
+              <w:left w:val="single" w:color="D9D4C7" w:sz="4"/>
+              <w:bottom w:val="single" w:color="D9D4C7" w:sz="4"/>
+              <w:right w:val="single" w:color="D9D4C7" w:sz="4"/>
+            </w:tcBorders>
+            <w:shd w:fill="1F2430" w:color="auto" w:val="clear"/>
+            <w:tcMar>
+              <w:top w:type="dxa" w:w="60"/>
+              <w:left w:type="dxa" w:w="100"/>
+              <w:bottom w:type="dxa" w:w="60"/>
+              <w:right w:type="dxa" w:w="100"/>
+            </w:tcMar>
+          </w:tcPr>
+          <w:p>
+            <w:pPr>
+              <w:spacing w:after="0"/>
+            </w:pPr>
+            <w:r>
+              <w:rPr>
+                <w:b/>
+                <w:bCs/>
+                <w:color w:val="FFFFFF"/>
+                <w:sz w:val="19"/>
+                <w:szCs w:val="19"/>
+              </w:rPr>
+              <w:t xml:space="preserve">#</w:t>
+            </w:r>
+          </w:p>
+        </w:tc>
+        <w:tc>
+          <w:tcPr>
+            <w:tcW w:type="dxa" w:w="1732"/>
+            <w:tcBorders>
+              <w:top w:val="single" w:color="D9D4C7" w:sz="4"/>
+              <w:left w:val="single" w:color="D9D4C7" w:sz="4"/>
+              <w:bottom w:val="single" w:color="D9D4C7" w:sz="4"/>
+              <w:right w:val="single" w:color="D9D4C7" w:sz="4"/>
+            </w:tcBorders>
+            <w:shd w:fill="1F2430" w:color="auto" w:val="clear"/>
+            <w:tcMar>
+              <w:top w:type="dxa" w:w="60"/>
+              <w:left w:type="dxa" w:w="100"/>
+              <w:bottom w:type="dxa" w:w="60"/>
+              <w:right w:type="dxa" w:w="100"/>
+            </w:tcMar>
+          </w:tcPr>
+          <w:p>
+            <w:pPr>
+              <w:spacing w:after="0"/>
+            </w:pPr>
+            <w:r>
+              <w:rPr>
+                <w:b/>
+                <w:bCs/>
+                <w:color w:val="FFFFFF"/>
+                <w:sz w:val="19"/>
+                <w:szCs w:val="19"/>
+              </w:rPr>
+              <w:t xml:space="preserve">Korak</w:t>
+            </w:r>
+          </w:p>
+        </w:tc>
+        <w:tc>
+          <w:tcPr>
+            <w:tcW w:type="dxa" w:w="974"/>
+            <w:tcBorders>
+              <w:top w:val="single" w:color="D9D4C7" w:sz="4"/>
+              <w:left w:val="single" w:color="D9D4C7" w:sz="4"/>
+              <w:bottom w:val="single" w:color="D9D4C7" w:sz="4"/>
+              <w:right w:val="single" w:color="D9D4C7" w:sz="4"/>
+            </w:tcBorders>
+            <w:shd w:fill="1F2430" w:color="auto" w:val="clear"/>
+            <w:tcMar>
+              <w:top w:type="dxa" w:w="60"/>
+              <w:left w:type="dxa" w:w="100"/>
+              <w:bottom w:type="dxa" w:w="60"/>
+              <w:right w:type="dxa" w:w="100"/>
+            </w:tcMar>
+          </w:tcPr>
+          <w:p>
+            <w:pPr>
+              <w:spacing w:after="0"/>
+            </w:pPr>
+            <w:r>
+              <w:rPr>
+                <w:b/>
+                <w:bCs/>
+                <w:color w:val="FFFFFF"/>
+                <w:sz w:val="19"/>
+                <w:szCs w:val="19"/>
+              </w:rPr>
+              <w:t xml:space="preserve">Šta tačno</w:t>
+            </w:r>
+          </w:p>
+        </w:tc>
+        <w:tc>
+          <w:tcPr>
+            <w:tcW w:type="dxa" w:w="1407"/>
+            <w:tcBorders>
+              <w:top w:val="single" w:color="D9D4C7" w:sz="4"/>
+              <w:left w:val="single" w:color="D9D4C7" w:sz="4"/>
+              <w:bottom w:val="single" w:color="D9D4C7" w:sz="4"/>
+              <w:right w:val="single" w:color="D9D4C7" w:sz="4"/>
+            </w:tcBorders>
+            <w:shd w:fill="1F2430" w:color="auto" w:val="clear"/>
+            <w:tcMar>
+              <w:top w:type="dxa" w:w="60"/>
+              <w:left w:type="dxa" w:w="100"/>
+              <w:bottom w:type="dxa" w:w="60"/>
+              <w:right w:type="dxa" w:w="100"/>
+            </w:tcMar>
+          </w:tcPr>
+          <w:p>
+            <w:pPr>
+              <w:spacing w:after="0"/>
+            </w:pPr>
+            <w:r>
+              <w:rPr>
+                <w:b/>
+                <w:bCs/>
+                <w:color w:val="FFFFFF"/>
+                <w:sz w:val="19"/>
+                <w:szCs w:val="19"/>
+              </w:rPr>
+              <w:t xml:space="preserve">Gotovo kada</w:t>
+            </w:r>
+          </w:p>
+        </w:tc>
+        <w:tc>
+          <w:tcPr>
+            <w:tcW w:type="dxa" w:w="4334"/>
+            <w:tcBorders>
+              <w:top w:val="single" w:color="D9D4C7" w:sz="4"/>
+              <w:left w:val="single" w:color="D9D4C7" w:sz="4"/>
+              <w:bottom w:val="single" w:color="D9D4C7" w:sz="4"/>
+              <w:right w:val="single" w:color="D9D4C7" w:sz="4"/>
+            </w:tcBorders>
+            <w:shd w:fill="1F2430" w:color="auto" w:val="clear"/>
+            <w:tcMar>
+              <w:top w:type="dxa" w:w="60"/>
+              <w:left w:type="dxa" w:w="100"/>
+              <w:bottom w:type="dxa" w:w="60"/>
+              <w:right w:type="dxa" w:w="100"/>
+            </w:tcMar>
+          </w:tcPr>
+          <w:p>
+            <w:pPr>
+              <w:spacing w:after="0"/>
+            </w:pPr>
+            <w:r>
+              <w:rPr>
+                <w:b/>
+                <w:bCs/>
+                <w:color w:val="FFFFFF"/>
+                <w:sz w:val="19"/>
+                <w:szCs w:val="19"/>
+              </w:rPr>
+              <w:t xml:space="preserve">Procjena</w:t>
+            </w:r>
+          </w:p>
+        </w:tc>
+      </w:tr>
+      <w:tr>
+        <w:trPr>
+          <w:tblHeader w:val="off"/>
+        </w:trPr>
+        <w:tc>
+          <w:tcPr>
+            <w:tcW w:type="dxa" w:w="1191"/>
+            <w:tcBorders>
+              <w:top w:val="single" w:color="D9D4C7" w:sz="4"/>
+              <w:left w:val="single" w:color="D9D4C7" w:sz="4"/>
+              <w:bottom w:val="single" w:color="D9D4C7" w:sz="4"/>
+              <w:right w:val="single" w:color="D9D4C7" w:sz="4"/>
+            </w:tcBorders>
+            <w:tcMar>
+              <w:top w:type="dxa" w:w="60"/>
+              <w:left w:type="dxa" w:w="100"/>
+              <w:bottom w:type="dxa" w:w="60"/>
+              <w:right w:type="dxa" w:w="100"/>
+            </w:tcMar>
+          </w:tcPr>
+          <w:p>
+            <w:pPr>
+              <w:spacing w:after="0"/>
+            </w:pPr>
+            <w:r>
+              <w:rPr>
+                <w:sz w:val="19"/>
+                <w:szCs w:val="19"/>
+              </w:rPr>
+              <w:t xml:space="preserve">R1</w:t>
+            </w:r>
+          </w:p>
+        </w:tc>
+        <w:tc>
+          <w:tcPr>
+            <w:tcW w:type="dxa" w:w="1732"/>
+            <w:tcBorders>
+              <w:top w:val="single" w:color="D9D4C7" w:sz="4"/>
+              <w:left w:val="single" w:color="D9D4C7" w:sz="4"/>
+              <w:bottom w:val="single" w:color="D9D4C7" w:sz="4"/>
+              <w:right w:val="single" w:color="D9D4C7" w:sz="4"/>
+            </w:tcBorders>
+            <w:tcMar>
+              <w:top w:type="dxa" w:w="60"/>
+              <w:left w:type="dxa" w:w="100"/>
+              <w:bottom w:type="dxa" w:w="60"/>
+              <w:right w:type="dxa" w:w="100"/>
+            </w:tcMar>
+          </w:tcPr>
+          <w:p>
+            <w:pPr>
+              <w:spacing w:after="0"/>
+            </w:pPr>
+            <w:r>
+              <w:rPr>
+                <w:sz w:val="19"/>
+                <w:szCs w:val="19"/>
+              </w:rPr>
+              <w:t xml:space="preserve">P3 · agent misije (33f)</w:t>
+            </w:r>
+          </w:p>
+        </w:tc>
+        <w:tc>
+          <w:tcPr>
+            <w:tcW w:type="dxa" w:w="974"/>
+            <w:tcBorders>
+              <w:top w:val="single" w:color="D9D4C7" w:sz="4"/>
+              <w:left w:val="single" w:color="D9D4C7" w:sz="4"/>
+              <w:bottom w:val="single" w:color="D9D4C7" w:sz="4"/>
+              <w:right w:val="single" w:color="D9D4C7" w:sz="4"/>
+            </w:tcBorders>
+            <w:tcMar>
+              <w:top w:type="dxa" w:w="60"/>
+              <w:left w:type="dxa" w:w="100"/>
+              <w:bottom w:type="dxa" w:w="60"/>
+              <w:right w:type="dxa" w:w="100"/>
+            </w:tcMar>
+          </w:tcPr>
+          <w:p>
+            <w:pPr>
+              <w:spacing w:after="0"/>
+            </w:pPr>
+            <w:r>
+              <w:rPr>
+                <w:sz w:val="19"/>
+                <w:szCs w:val="19"/>
+              </w:rPr>
+              <w:t xml:space="preserve">jedinica po misiji </w:t>
+            </w:r>
+            <w:r>
+              <w:rPr>
+                <w:rFonts w:ascii="Consolas" w:cs="Consolas" w:eastAsia="Consolas" w:hAnsi="Consolas"/>
+                <w:color w:val="6B4A12"/>
+                <w:sz w:val="19"/>
+                <w:szCs w:val="19"/>
+              </w:rPr>
+              <w:t xml:space="preserve">mission-agent:&lt;id&gt;</w:t>
+            </w:r>
+            <w:r>
+              <w:rPr>
+                <w:sz w:val="19"/>
+                <w:szCs w:val="19"/>
+              </w:rPr>
+              <w:t xml:space="preserve"> (otvoren vijek, smrt pri zatvaranju misije); dugme „Razgovaraj o misiji“ u Misijama; izbor radova sa kvačicama; čitanje sažetaka, puni tekst samo arXiv na zahtjev; razgovor u oba smjera (≤ 3 pitanja po potezu), skeptik samo na tvrdnje; „Sastavi zaključak“ ⇒ stavke u redu po vrsti; razgovor u rezultatima (NAŠE-NERECENZIRANO) + „gdje si stao“; bez AI-ja jasna poruka</w:t>
+            </w:r>
+          </w:p>
+        </w:tc>
+        <w:tc>
+          <w:tcPr>
+            <w:tcW w:type="dxa" w:w="1407"/>
+            <w:tcBorders>
+              <w:top w:val="single" w:color="D9D4C7" w:sz="4"/>
+              <w:left w:val="single" w:color="D9D4C7" w:sz="4"/>
+              <w:bottom w:val="single" w:color="D9D4C7" w:sz="4"/>
+              <w:right w:val="single" w:color="D9D4C7" w:sz="4"/>
+            </w:tcBorders>
+            <w:tcMar>
+              <w:top w:type="dxa" w:w="60"/>
+              <w:left w:type="dxa" w:w="100"/>
+              <w:bottom w:type="dxa" w:w="60"/>
+              <w:right w:type="dxa" w:w="100"/>
+            </w:tcMar>
+          </w:tcPr>
+          <w:p>
+            <w:pPr>
+              <w:spacing w:after="0"/>
+            </w:pPr>
+            <w:r>
+              <w:rPr>
+                <w:sz w:val="19"/>
+                <w:szCs w:val="19"/>
+              </w:rPr>
+              <w:t xml:space="preserve">testovi sa lažnim modelom, snimak taba</w:t>
+            </w:r>
+          </w:p>
+        </w:tc>
+        <w:tc>
+          <w:tcPr>
+            <w:tcW w:type="dxa" w:w="4334"/>
+            <w:tcBorders>
+              <w:top w:val="single" w:color="D9D4C7" w:sz="4"/>
+              <w:left w:val="single" w:color="D9D4C7" w:sz="4"/>
+              <w:bottom w:val="single" w:color="D9D4C7" w:sz="4"/>
+              <w:right w:val="single" w:color="D9D4C7" w:sz="4"/>
+            </w:tcBorders>
+            <w:tcMar>
+              <w:top w:type="dxa" w:w="60"/>
+              <w:left w:type="dxa" w:w="100"/>
+              <w:bottom w:type="dxa" w:w="60"/>
+              <w:right w:type="dxa" w:w="100"/>
+            </w:tcMar>
+          </w:tcPr>
+          <w:p>
+            <w:pPr>
+              <w:spacing w:after="0"/>
+            </w:pPr>
+            <w:r>
+              <w:rPr>
+                <w:sz w:val="19"/>
+                <w:szCs w:val="19"/>
+              </w:rPr>
+              <w:t xml:space="preserve">6–10 h</w:t>
+            </w:r>
+          </w:p>
+        </w:tc>
+      </w:tr>
+      <w:tr>
+        <w:trPr>
+          <w:tblHeader w:val="off"/>
+        </w:trPr>
+        <w:tc>
+          <w:tcPr>
+            <w:tcW w:type="dxa" w:w="1191"/>
+            <w:tcBorders>
+              <w:top w:val="single" w:color="D9D4C7" w:sz="4"/>
+              <w:left w:val="single" w:color="D9D4C7" w:sz="4"/>
+              <w:bottom w:val="single" w:color="D9D4C7" w:sz="4"/>
+              <w:right w:val="single" w:color="D9D4C7" w:sz="4"/>
+            </w:tcBorders>
+            <w:shd w:fill="F4F1EA" w:color="auto" w:val="clear"/>
+            <w:tcMar>
+              <w:top w:type="dxa" w:w="60"/>
+              <w:left w:type="dxa" w:w="100"/>
+              <w:bottom w:type="dxa" w:w="60"/>
+              <w:right w:type="dxa" w:w="100"/>
+            </w:tcMar>
+          </w:tcPr>
+          <w:p>
+            <w:pPr>
+              <w:spacing w:after="0"/>
+            </w:pPr>
+            <w:r>
+              <w:rPr>
+                <w:sz w:val="19"/>
+                <w:szCs w:val="19"/>
+              </w:rPr>
+              <w:t xml:space="preserve">R2</w:t>
+            </w:r>
+          </w:p>
+        </w:tc>
+        <w:tc>
+          <w:tcPr>
+            <w:tcW w:type="dxa" w:w="1732"/>
+            <w:tcBorders>
+              <w:top w:val="single" w:color="D9D4C7" w:sz="4"/>
+              <w:left w:val="single" w:color="D9D4C7" w:sz="4"/>
+              <w:bottom w:val="single" w:color="D9D4C7" w:sz="4"/>
+              <w:right w:val="single" w:color="D9D4C7" w:sz="4"/>
+            </w:tcBorders>
+            <w:shd w:fill="F4F1EA" w:color="auto" w:val="clear"/>
+            <w:tcMar>
+              <w:top w:type="dxa" w:w="60"/>
+              <w:left w:type="dxa" w:w="100"/>
+              <w:bottom w:type="dxa" w:w="60"/>
+              <w:right w:type="dxa" w:w="100"/>
+            </w:tcMar>
+          </w:tcPr>
+          <w:p>
+            <w:pPr>
+              <w:spacing w:after="0"/>
+            </w:pPr>
+            <w:r>
+              <w:rPr>
+                <w:sz w:val="19"/>
+                <w:szCs w:val="19"/>
+              </w:rPr>
+              <w:t xml:space="preserve">33d · red po grupama</w:t>
+            </w:r>
+          </w:p>
+        </w:tc>
+        <w:tc>
+          <w:tcPr>
+            <w:tcW w:type="dxa" w:w="974"/>
+            <w:tcBorders>
+              <w:top w:val="single" w:color="D9D4C7" w:sz="4"/>
+              <w:left w:val="single" w:color="D9D4C7" w:sz="4"/>
+              <w:bottom w:val="single" w:color="D9D4C7" w:sz="4"/>
+              <w:right w:val="single" w:color="D9D4C7" w:sz="4"/>
+            </w:tcBorders>
+            <w:shd w:fill="F4F1EA" w:color="auto" w:val="clear"/>
+            <w:tcMar>
+              <w:top w:type="dxa" w:w="60"/>
+              <w:left w:type="dxa" w:w="100"/>
+              <w:bottom w:type="dxa" w:w="60"/>
+              <w:right w:type="dxa" w:w="100"/>
+            </w:tcMar>
+          </w:tcPr>
+          <w:p>
+            <w:pPr>
+              <w:spacing w:after="0"/>
+            </w:pPr>
+            <w:r>
+              <w:rPr>
+                <w:sz w:val="19"/>
+                <w:szCs w:val="19"/>
+              </w:rPr>
+              <w:t xml:space="preserve">stablo vrsta → misija/tema (grane korpusa); kvačice; grupno samo povratno; Doktorove mjere i nepovratno jedna po jedna; potvrda „odobravaš N stavki“; klik = cijeli sažetak</w:t>
+            </w:r>
+          </w:p>
+        </w:tc>
+        <w:tc>
+          <w:tcPr>
+            <w:tcW w:type="dxa" w:w="1407"/>
+            <w:tcBorders>
+              <w:top w:val="single" w:color="D9D4C7" w:sz="4"/>
+              <w:left w:val="single" w:color="D9D4C7" w:sz="4"/>
+              <w:bottom w:val="single" w:color="D9D4C7" w:sz="4"/>
+              <w:right w:val="single" w:color="D9D4C7" w:sz="4"/>
+            </w:tcBorders>
+            <w:shd w:fill="F4F1EA" w:color="auto" w:val="clear"/>
+            <w:tcMar>
+              <w:top w:type="dxa" w:w="60"/>
+              <w:left w:type="dxa" w:w="100"/>
+              <w:bottom w:type="dxa" w:w="60"/>
+              <w:right w:type="dxa" w:w="100"/>
+            </w:tcMar>
+          </w:tcPr>
+          <w:p>
+            <w:pPr>
+              <w:spacing w:after="0"/>
+            </w:pPr>
+            <w:r>
+              <w:rPr>
+                <w:sz w:val="19"/>
+                <w:szCs w:val="19"/>
+              </w:rPr>
+              <w:t xml:space="preserve">testovi + snimak</w:t>
+            </w:r>
+          </w:p>
+        </w:tc>
+        <w:tc>
+          <w:tcPr>
+            <w:tcW w:type="dxa" w:w="4334"/>
+            <w:tcBorders>
+              <w:top w:val="single" w:color="D9D4C7" w:sz="4"/>
+              <w:left w:val="single" w:color="D9D4C7" w:sz="4"/>
+              <w:bottom w:val="single" w:color="D9D4C7" w:sz="4"/>
+              <w:right w:val="single" w:color="D9D4C7" w:sz="4"/>
+            </w:tcBorders>
+            <w:shd w:fill="F4F1EA" w:color="auto" w:val="clear"/>
+            <w:tcMar>
+              <w:top w:type="dxa" w:w="60"/>
+              <w:left w:type="dxa" w:w="100"/>
+              <w:bottom w:type="dxa" w:w="60"/>
+              <w:right w:type="dxa" w:w="100"/>
+            </w:tcMar>
+          </w:tcPr>
+          <w:p>
+            <w:pPr>
+              <w:spacing w:after="0"/>
+            </w:pPr>
+            <w:r>
+              <w:rPr>
+                <w:sz w:val="19"/>
+                <w:szCs w:val="19"/>
+              </w:rPr>
+              <w:t xml:space="preserve">4–6 h</w:t>
+            </w:r>
+          </w:p>
+        </w:tc>
+      </w:tr>
+      <w:tr>
+        <w:trPr>
+          <w:tblHeader w:val="off"/>
+        </w:trPr>
+        <w:tc>
+          <w:tcPr>
+            <w:tcW w:type="dxa" w:w="1191"/>
+            <w:tcBorders>
+              <w:top w:val="single" w:color="D9D4C7" w:sz="4"/>
+              <w:left w:val="single" w:color="D9D4C7" w:sz="4"/>
+              <w:bottom w:val="single" w:color="D9D4C7" w:sz="4"/>
+              <w:right w:val="single" w:color="D9D4C7" w:sz="4"/>
+            </w:tcBorders>
+            <w:tcMar>
+              <w:top w:type="dxa" w:w="60"/>
+              <w:left w:type="dxa" w:w="100"/>
+              <w:bottom w:type="dxa" w:w="60"/>
+              <w:right w:type="dxa" w:w="100"/>
+            </w:tcMar>
+          </w:tcPr>
+          <w:p>
+            <w:pPr>
+              <w:spacing w:after="0"/>
+            </w:pPr>
+            <w:r>
+              <w:rPr>
+                <w:sz w:val="19"/>
+                <w:szCs w:val="19"/>
+              </w:rPr>
+              <w:t xml:space="preserve">R3</w:t>
+            </w:r>
+          </w:p>
+        </w:tc>
+        <w:tc>
+          <w:tcPr>
+            <w:tcW w:type="dxa" w:w="1732"/>
+            <w:tcBorders>
+              <w:top w:val="single" w:color="D9D4C7" w:sz="4"/>
+              <w:left w:val="single" w:color="D9D4C7" w:sz="4"/>
+              <w:bottom w:val="single" w:color="D9D4C7" w:sz="4"/>
+              <w:right w:val="single" w:color="D9D4C7" w:sz="4"/>
+            </w:tcBorders>
+            <w:tcMar>
+              <w:top w:type="dxa" w:w="60"/>
+              <w:left w:type="dxa" w:w="100"/>
+              <w:bottom w:type="dxa" w:w="60"/>
+              <w:right w:type="dxa" w:w="100"/>
+            </w:tcMar>
+          </w:tcPr>
+          <w:p>
+            <w:pPr>
+              <w:spacing w:after="0"/>
+            </w:pPr>
+            <w:r>
+              <w:rPr>
+                <w:sz w:val="19"/>
+                <w:szCs w:val="19"/>
+              </w:rPr>
+              <w:t xml:space="preserve">33e · ljudski glas</w:t>
+            </w:r>
+          </w:p>
+        </w:tc>
+        <w:tc>
+          <w:tcPr>
+            <w:tcW w:type="dxa" w:w="974"/>
+            <w:tcBorders>
+              <w:top w:val="single" w:color="D9D4C7" w:sz="4"/>
+              <w:left w:val="single" w:color="D9D4C7" w:sz="4"/>
+              <w:bottom w:val="single" w:color="D9D4C7" w:sz="4"/>
+              <w:right w:val="single" w:color="D9D4C7" w:sz="4"/>
+            </w:tcBorders>
+            <w:tcMar>
+              <w:top w:type="dxa" w:w="60"/>
+              <w:left w:type="dxa" w:w="100"/>
+              <w:bottom w:type="dxa" w:w="60"/>
+              <w:right w:type="dxa" w:w="100"/>
+            </w:tcMar>
+          </w:tcPr>
+          <w:p>
+            <w:pPr>
+              <w:spacing w:after="0"/>
+            </w:pPr>
+            <w:r>
+              <w:rPr>
+                <w:sz w:val="19"/>
+                <w:szCs w:val="19"/>
+              </w:rPr>
+              <w:t xml:space="preserve">odgovor glasom asistenta (ti), činjenice samo iz SELECT; „prikaži odakle“ (SQL + redovi sklopljeni); bez AI-ja šablonske ljudske rečenice; sve kroz jedinicu glasa</w:t>
+            </w:r>
+          </w:p>
+        </w:tc>
+        <w:tc>
+          <w:tcPr>
+            <w:tcW w:type="dxa" w:w="1407"/>
+            <w:tcBorders>
+              <w:top w:val="single" w:color="D9D4C7" w:sz="4"/>
+              <w:left w:val="single" w:color="D9D4C7" w:sz="4"/>
+              <w:bottom w:val="single" w:color="D9D4C7" w:sz="4"/>
+              <w:right w:val="single" w:color="D9D4C7" w:sz="4"/>
+            </w:tcBorders>
+            <w:tcMar>
+              <w:top w:type="dxa" w:w="60"/>
+              <w:left w:type="dxa" w:w="100"/>
+              <w:bottom w:type="dxa" w:w="60"/>
+              <w:right w:type="dxa" w:w="100"/>
+            </w:tcMar>
+          </w:tcPr>
+          <w:p>
+            <w:pPr>
+              <w:spacing w:after="0"/>
+            </w:pPr>
+            <w:r>
+              <w:rPr>
+                <w:sz w:val="19"/>
+                <w:szCs w:val="19"/>
+              </w:rPr>
+              <w:t xml:space="preserve">testovi</w:t>
+            </w:r>
+          </w:p>
+        </w:tc>
+        <w:tc>
+          <w:tcPr>
+            <w:tcW w:type="dxa" w:w="4334"/>
+            <w:tcBorders>
+              <w:top w:val="single" w:color="D9D4C7" w:sz="4"/>
+              <w:left w:val="single" w:color="D9D4C7" w:sz="4"/>
+              <w:bottom w:val="single" w:color="D9D4C7" w:sz="4"/>
+              <w:right w:val="single" w:color="D9D4C7" w:sz="4"/>
+            </w:tcBorders>
+            <w:tcMar>
+              <w:top w:type="dxa" w:w="60"/>
+              <w:left w:type="dxa" w:w="100"/>
+              <w:bottom w:type="dxa" w:w="60"/>
+              <w:right w:type="dxa" w:w="100"/>
+            </w:tcMar>
+          </w:tcPr>
+          <w:p>
+            <w:pPr>
+              <w:spacing w:after="0"/>
+            </w:pPr>
+            <w:r>
+              <w:rPr>
+                <w:sz w:val="19"/>
+                <w:szCs w:val="19"/>
+              </w:rPr>
+              <w:t xml:space="preserve">4–7 h</w:t>
+            </w:r>
+          </w:p>
+        </w:tc>
+      </w:tr>
+      <w:tr>
+        <w:trPr>
+          <w:tblHeader w:val="off"/>
+        </w:trPr>
+        <w:tc>
+          <w:tcPr>
+            <w:tcW w:type="dxa" w:w="1191"/>
+            <w:tcBorders>
+              <w:top w:val="single" w:color="D9D4C7" w:sz="4"/>
+              <w:left w:val="single" w:color="D9D4C7" w:sz="4"/>
+              <w:bottom w:val="single" w:color="D9D4C7" w:sz="4"/>
+              <w:right w:val="single" w:color="D9D4C7" w:sz="4"/>
+            </w:tcBorders>
+            <w:shd w:fill="F4F1EA" w:color="auto" w:val="clear"/>
+            <w:tcMar>
+              <w:top w:type="dxa" w:w="60"/>
+              <w:left w:type="dxa" w:w="100"/>
+              <w:bottom w:type="dxa" w:w="60"/>
+              <w:right w:type="dxa" w:w="100"/>
+            </w:tcMar>
+          </w:tcPr>
+          <w:p>
+            <w:pPr>
+              <w:spacing w:after="0"/>
+            </w:pPr>
+            <w:r>
+              <w:rPr>
+                <w:sz w:val="19"/>
+                <w:szCs w:val="19"/>
+              </w:rPr>
+              <w:t xml:space="preserve">R4</w:t>
+            </w:r>
+          </w:p>
+        </w:tc>
+        <w:tc>
+          <w:tcPr>
+            <w:tcW w:type="dxa" w:w="1732"/>
+            <w:tcBorders>
+              <w:top w:val="single" w:color="D9D4C7" w:sz="4"/>
+              <w:left w:val="single" w:color="D9D4C7" w:sz="4"/>
+              <w:bottom w:val="single" w:color="D9D4C7" w:sz="4"/>
+              <w:right w:val="single" w:color="D9D4C7" w:sz="4"/>
+            </w:tcBorders>
+            <w:shd w:fill="F4F1EA" w:color="auto" w:val="clear"/>
+            <w:tcMar>
+              <w:top w:type="dxa" w:w="60"/>
+              <w:left w:type="dxa" w:w="100"/>
+              <w:bottom w:type="dxa" w:w="60"/>
+              <w:right w:type="dxa" w:w="100"/>
+            </w:tcMar>
+          </w:tcPr>
+          <w:p>
+            <w:pPr>
+              <w:spacing w:after="0"/>
+            </w:pPr>
+            <w:r>
+              <w:rPr>
+                <w:sz w:val="19"/>
+                <w:szCs w:val="19"/>
+              </w:rPr>
+              <w:t xml:space="preserve">33b · jezik + prevod</w:t>
+            </w:r>
+          </w:p>
+        </w:tc>
+        <w:tc>
+          <w:tcPr>
+            <w:tcW w:type="dxa" w:w="974"/>
+            <w:tcBorders>
+              <w:top w:val="single" w:color="D9D4C7" w:sz="4"/>
+              <w:left w:val="single" w:color="D9D4C7" w:sz="4"/>
+              <w:bottom w:val="single" w:color="D9D4C7" w:sz="4"/>
+              <w:right w:val="single" w:color="D9D4C7" w:sz="4"/>
+            </w:tcBorders>
+            <w:shd w:fill="F4F1EA" w:color="auto" w:val="clear"/>
+            <w:tcMar>
+              <w:top w:type="dxa" w:w="60"/>
+              <w:left w:type="dxa" w:w="100"/>
+              <w:bottom w:type="dxa" w:w="60"/>
+              <w:right w:type="dxa" w:w="100"/>
+            </w:tcMar>
+          </w:tcPr>
+          <w:p>
+            <w:pPr>
+              <w:spacing w:after="0"/>
+            </w:pPr>
+            <w:r>
+              <w:rPr>
+                <w:sz w:val="19"/>
+                <w:szCs w:val="19"/>
+              </w:rPr>
+              <w:t xml:space="preserve">(a) revizija interfejsa SR i EN (alat + snimci), popravke, test za nove natpise; (b) prevodilac kao PSE jedinica; meni u pregledniku i Editoru; keš + fajl </w:t>
+            </w:r>
+            <w:r>
+              <w:rPr>
+                <w:rFonts w:ascii="Consolas" w:cs="Consolas" w:eastAsia="Consolas" w:hAnsi="Consolas"/>
+                <w:color w:val="6B4A12"/>
+                <w:sz w:val="19"/>
+                <w:szCs w:val="19"/>
+              </w:rPr>
+              <w:t xml:space="preserve">-masinski.md</w:t>
+            </w:r>
+            <w:r>
+              <w:rPr>
+                <w:sz w:val="19"/>
+                <w:szCs w:val="19"/>
+              </w:rPr>
+              <w:t xml:space="preserve">; indeks/kapija ih preskaču; procjena za puni tekst; </w:t>
+            </w:r>
+            <w:r>
+              <w:rPr>
+                <w:rFonts w:ascii="Consolas" w:cs="Consolas" w:eastAsia="Consolas" w:hAnsi="Consolas"/>
+                <w:color w:val="6B4A12"/>
+                <w:sz w:val="19"/>
+                <w:szCs w:val="19"/>
+              </w:rPr>
+              <w:t xml:space="preserve">papers-local</w:t>
+            </w:r>
+            <w:r>
+              <w:rPr>
+                <w:sz w:val="19"/>
+                <w:szCs w:val="19"/>
+              </w:rPr>
+              <w:t xml:space="preserve"> samo GGUF</w:t>
+            </w:r>
+          </w:p>
+        </w:tc>
+        <w:tc>
+          <w:tcPr>
+            <w:tcW w:type="dxa" w:w="1407"/>
+            <w:tcBorders>
+              <w:top w:val="single" w:color="D9D4C7" w:sz="4"/>
+              <w:left w:val="single" w:color="D9D4C7" w:sz="4"/>
+              <w:bottom w:val="single" w:color="D9D4C7" w:sz="4"/>
+              <w:right w:val="single" w:color="D9D4C7" w:sz="4"/>
+            </w:tcBorders>
+            <w:shd w:fill="F4F1EA" w:color="auto" w:val="clear"/>
+            <w:tcMar>
+              <w:top w:type="dxa" w:w="60"/>
+              <w:left w:type="dxa" w:w="100"/>
+              <w:bottom w:type="dxa" w:w="60"/>
+              <w:right w:type="dxa" w:w="100"/>
+            </w:tcMar>
+          </w:tcPr>
+          <w:p>
+            <w:pPr>
+              <w:spacing w:after="0"/>
+            </w:pPr>
+            <w:r>
+              <w:rPr>
+                <w:sz w:val="19"/>
+                <w:szCs w:val="19"/>
+              </w:rPr>
+              <w:t xml:space="preserve">test revizije prazan, testovi prevoda</w:t>
+            </w:r>
+          </w:p>
+        </w:tc>
+        <w:tc>
+          <w:tcPr>
+            <w:tcW w:type="dxa" w:w="4334"/>
+            <w:tcBorders>
+              <w:top w:val="single" w:color="D9D4C7" w:sz="4"/>
+              <w:left w:val="single" w:color="D9D4C7" w:sz="4"/>
+              <w:bottom w:val="single" w:color="D9D4C7" w:sz="4"/>
+              <w:right w:val="single" w:color="D9D4C7" w:sz="4"/>
+            </w:tcBorders>
+            <w:shd w:fill="F4F1EA" w:color="auto" w:val="clear"/>
+            <w:tcMar>
+              <w:top w:type="dxa" w:w="60"/>
+              <w:left w:type="dxa" w:w="100"/>
+              <w:bottom w:type="dxa" w:w="60"/>
+              <w:right w:type="dxa" w:w="100"/>
+            </w:tcMar>
+          </w:tcPr>
+          <w:p>
+            <w:pPr>
+              <w:spacing w:after="0"/>
+            </w:pPr>
+            <w:r>
+              <w:rPr>
+                <w:sz w:val="19"/>
+                <w:szCs w:val="19"/>
+              </w:rPr>
+              <w:t xml:space="preserve">6–9 h</w:t>
+            </w:r>
+          </w:p>
+        </w:tc>
+      </w:tr>
+      <w:tr>
+        <w:trPr>
+          <w:tblHeader w:val="off"/>
+        </w:trPr>
+        <w:tc>
+          <w:tcPr>
+            <w:tcW w:type="dxa" w:w="1191"/>
+            <w:tcBorders>
+              <w:top w:val="single" w:color="D9D4C7" w:sz="4"/>
+              <w:left w:val="single" w:color="D9D4C7" w:sz="4"/>
+              <w:bottom w:val="single" w:color="D9D4C7" w:sz="4"/>
+              <w:right w:val="single" w:color="D9D4C7" w:sz="4"/>
+            </w:tcBorders>
+            <w:tcMar>
+              <w:top w:type="dxa" w:w="60"/>
+              <w:left w:type="dxa" w:w="100"/>
+              <w:bottom w:type="dxa" w:w="60"/>
+              <w:right w:type="dxa" w:w="100"/>
+            </w:tcMar>
+          </w:tcPr>
+          <w:p>
+            <w:pPr>
+              <w:spacing w:after="0"/>
+            </w:pPr>
+            <w:r>
+              <w:rPr>
+                <w:sz w:val="19"/>
+                <w:szCs w:val="19"/>
+              </w:rPr>
+              <w:t xml:space="preserve">R5</w:t>
+            </w:r>
+          </w:p>
+        </w:tc>
+        <w:tc>
+          <w:tcPr>
+            <w:tcW w:type="dxa" w:w="1732"/>
+            <w:tcBorders>
+              <w:top w:val="single" w:color="D9D4C7" w:sz="4"/>
+              <w:left w:val="single" w:color="D9D4C7" w:sz="4"/>
+              <w:bottom w:val="single" w:color="D9D4C7" w:sz="4"/>
+              <w:right w:val="single" w:color="D9D4C7" w:sz="4"/>
+            </w:tcBorders>
+            <w:tcMar>
+              <w:top w:type="dxa" w:w="60"/>
+              <w:left w:type="dxa" w:w="100"/>
+              <w:bottom w:type="dxa" w:w="60"/>
+              <w:right w:type="dxa" w:w="100"/>
+            </w:tcMar>
+          </w:tcPr>
+          <w:p>
+            <w:pPr>
+              <w:spacing w:after="0"/>
+            </w:pPr>
+            <w:r>
+              <w:rPr>
+                <w:sz w:val="19"/>
+                <w:szCs w:val="19"/>
+              </w:rPr>
+              <w:t xml:space="preserve">Traka menija</w:t>
+            </w:r>
+          </w:p>
+        </w:tc>
+        <w:tc>
+          <w:tcPr>
+            <w:tcW w:type="dxa" w:w="974"/>
+            <w:tcBorders>
+              <w:top w:val="single" w:color="D9D4C7" w:sz="4"/>
+              <w:left w:val="single" w:color="D9D4C7" w:sz="4"/>
+              <w:bottom w:val="single" w:color="D9D4C7" w:sz="4"/>
+              <w:right w:val="single" w:color="D9D4C7" w:sz="4"/>
+            </w:tcBorders>
+            <w:tcMar>
+              <w:top w:type="dxa" w:w="60"/>
+              <w:left w:type="dxa" w:w="100"/>
+              <w:bottom w:type="dxa" w:w="60"/>
+              <w:right w:type="dxa" w:w="100"/>
+            </w:tcMar>
+          </w:tcPr>
+          <w:p>
+            <w:pPr>
+              <w:spacing w:after="0"/>
+            </w:pPr>
+            <w:r>
+              <w:rPr>
+                <w:sz w:val="19"/>
+                <w:szCs w:val="19"/>
+              </w:rPr>
+              <w:t xml:space="preserve">SHARED_LIB · Laboratorija · Podešavanje · Jezik · Pomoć → Vodič</w:t>
+            </w:r>
+          </w:p>
+        </w:tc>
+        <w:tc>
+          <w:tcPr>
+            <w:tcW w:type="dxa" w:w="1407"/>
+            <w:tcBorders>
+              <w:top w:val="single" w:color="D9D4C7" w:sz="4"/>
+              <w:left w:val="single" w:color="D9D4C7" w:sz="4"/>
+              <w:bottom w:val="single" w:color="D9D4C7" w:sz="4"/>
+              <w:right w:val="single" w:color="D9D4C7" w:sz="4"/>
+            </w:tcBorders>
+            <w:tcMar>
+              <w:top w:type="dxa" w:w="60"/>
+              <w:left w:type="dxa" w:w="100"/>
+              <w:bottom w:type="dxa" w:w="60"/>
+              <w:right w:type="dxa" w:w="100"/>
+            </w:tcMar>
+          </w:tcPr>
+          <w:p>
+            <w:pPr>
+              <w:spacing w:after="0"/>
+            </w:pPr>
+            <w:r>
+              <w:rPr>
+                <w:sz w:val="19"/>
+                <w:szCs w:val="19"/>
+              </w:rPr>
+              <w:t xml:space="preserve">snimak</w:t>
+            </w:r>
+          </w:p>
+        </w:tc>
+        <w:tc>
+          <w:tcPr>
+            <w:tcW w:type="dxa" w:w="4334"/>
+            <w:tcBorders>
+              <w:top w:val="single" w:color="D9D4C7" w:sz="4"/>
+              <w:left w:val="single" w:color="D9D4C7" w:sz="4"/>
+              <w:bottom w:val="single" w:color="D9D4C7" w:sz="4"/>
+              <w:right w:val="single" w:color="D9D4C7" w:sz="4"/>
+            </w:tcBorders>
+            <w:tcMar>
+              <w:top w:type="dxa" w:w="60"/>
+              <w:left w:type="dxa" w:w="100"/>
+              <w:bottom w:type="dxa" w:w="60"/>
+              <w:right w:type="dxa" w:w="100"/>
+            </w:tcMar>
+          </w:tcPr>
+          <w:p>
+            <w:pPr>
+              <w:spacing w:after="0"/>
+            </w:pPr>
+            <w:r>
+              <w:rPr>
+                <w:sz w:val="19"/>
+                <w:szCs w:val="19"/>
+              </w:rPr>
+              <w:t xml:space="preserve">1 h</w:t>
+            </w:r>
+          </w:p>
+        </w:tc>
+      </w:tr>
+      <w:tr>
+        <w:trPr>
+          <w:tblHeader w:val="off"/>
+        </w:trPr>
+        <w:tc>
+          <w:tcPr>
+            <w:tcW w:type="dxa" w:w="1191"/>
+            <w:tcBorders>
+              <w:top w:val="single" w:color="D9D4C7" w:sz="4"/>
+              <w:left w:val="single" w:color="D9D4C7" w:sz="4"/>
+              <w:bottom w:val="single" w:color="D9D4C7" w:sz="4"/>
+              <w:right w:val="single" w:color="D9D4C7" w:sz="4"/>
+            </w:tcBorders>
+            <w:shd w:fill="F4F1EA" w:color="auto" w:val="clear"/>
+            <w:tcMar>
+              <w:top w:type="dxa" w:w="60"/>
+              <w:left w:type="dxa" w:w="100"/>
+              <w:bottom w:type="dxa" w:w="60"/>
+              <w:right w:type="dxa" w:w="100"/>
+            </w:tcMar>
+          </w:tcPr>
+          <w:p>
+            <w:pPr>
+              <w:spacing w:after="0"/>
+            </w:pPr>
+            <w:r>
+              <w:rPr>
+                <w:sz w:val="19"/>
+                <w:szCs w:val="19"/>
+              </w:rPr>
+              <w:t xml:space="preserve">R6</w:t>
+            </w:r>
+          </w:p>
+        </w:tc>
+        <w:tc>
+          <w:tcPr>
+            <w:tcW w:type="dxa" w:w="1732"/>
+            <w:tcBorders>
+              <w:top w:val="single" w:color="D9D4C7" w:sz="4"/>
+              <w:left w:val="single" w:color="D9D4C7" w:sz="4"/>
+              <w:bottom w:val="single" w:color="D9D4C7" w:sz="4"/>
+              <w:right w:val="single" w:color="D9D4C7" w:sz="4"/>
+            </w:tcBorders>
+            <w:shd w:fill="F4F1EA" w:color="auto" w:val="clear"/>
+            <w:tcMar>
+              <w:top w:type="dxa" w:w="60"/>
+              <w:left w:type="dxa" w:w="100"/>
+              <w:bottom w:type="dxa" w:w="60"/>
+              <w:right w:type="dxa" w:w="100"/>
+            </w:tcMar>
+          </w:tcPr>
+          <w:p>
+            <w:pPr>
+              <w:spacing w:after="0"/>
+            </w:pPr>
+            <w:r>
+              <w:rPr>
+                <w:sz w:val="19"/>
+                <w:szCs w:val="19"/>
+              </w:rPr>
+              <w:t xml:space="preserve">Dva deb-a</w:t>
+            </w:r>
+          </w:p>
+        </w:tc>
+        <w:tc>
+          <w:tcPr>
+            <w:tcW w:type="dxa" w:w="974"/>
+            <w:tcBorders>
+              <w:top w:val="single" w:color="D9D4C7" w:sz="4"/>
+              <w:left w:val="single" w:color="D9D4C7" w:sz="4"/>
+              <w:bottom w:val="single" w:color="D9D4C7" w:sz="4"/>
+              <w:right w:val="single" w:color="D9D4C7" w:sz="4"/>
+            </w:tcBorders>
+            <w:shd w:fill="F4F1EA" w:color="auto" w:val="clear"/>
+            <w:tcMar>
+              <w:top w:type="dxa" w:w="60"/>
+              <w:left w:type="dxa" w:w="100"/>
+              <w:bottom w:type="dxa" w:w="60"/>
+              <w:right w:type="dxa" w:w="100"/>
+            </w:tcMar>
+          </w:tcPr>
+          <w:p>
+            <w:pPr>
+              <w:spacing w:after="0"/>
+            </w:pPr>
+            <w:r>
+              <w:rPr>
+                <w:rFonts w:ascii="Consolas" w:cs="Consolas" w:eastAsia="Consolas" w:hAnsi="Consolas"/>
+                <w:color w:val="6B4A12"/>
+                <w:sz w:val="19"/>
+                <w:szCs w:val="19"/>
+              </w:rPr>
+              <w:t xml:space="preserve">pse-riemann-andrej</w:t>
+            </w:r>
+            <w:r>
+              <w:rPr>
+                <w:sz w:val="19"/>
+                <w:szCs w:val="19"/>
+              </w:rPr>
+              <w:t xml:space="preserve"> (misije + QRH) i </w:t>
+            </w:r>
+            <w:r>
+              <w:rPr>
+                <w:rFonts w:ascii="Consolas" w:cs="Consolas" w:eastAsia="Consolas" w:hAnsi="Consolas"/>
+                <w:color w:val="6B4A12"/>
+                <w:sz w:val="19"/>
+                <w:szCs w:val="19"/>
+              </w:rPr>
+              <w:t xml:space="preserve">pse-riemann</w:t>
+            </w:r>
+            <w:r>
+              <w:rPr>
+                <w:sz w:val="19"/>
+                <w:szCs w:val="19"/>
+              </w:rPr>
+              <w:t xml:space="preserve"> (prazno), full, 0.3.0~rc1, konflikt jedan s drugim; selftest iz raspakovanog paketa</w:t>
+            </w:r>
+          </w:p>
+        </w:tc>
+        <w:tc>
+          <w:tcPr>
+            <w:tcW w:type="dxa" w:w="1407"/>
+            <w:tcBorders>
+              <w:top w:val="single" w:color="D9D4C7" w:sz="4"/>
+              <w:left w:val="single" w:color="D9D4C7" w:sz="4"/>
+              <w:bottom w:val="single" w:color="D9D4C7" w:sz="4"/>
+              <w:right w:val="single" w:color="D9D4C7" w:sz="4"/>
+            </w:tcBorders>
+            <w:shd w:fill="F4F1EA" w:color="auto" w:val="clear"/>
+            <w:tcMar>
+              <w:top w:type="dxa" w:w="60"/>
+              <w:left w:type="dxa" w:w="100"/>
+              <w:bottom w:type="dxa" w:w="60"/>
+              <w:right w:type="dxa" w:w="100"/>
+            </w:tcMar>
+          </w:tcPr>
+          <w:p>
+            <w:pPr>
+              <w:spacing w:after="0"/>
+            </w:pPr>
+            <w:r>
+              <w:rPr>
+                <w:sz w:val="19"/>
+                <w:szCs w:val="19"/>
+              </w:rPr>
+              <w:t xml:space="preserve">selftest prolazi za oba</w:t>
+            </w:r>
+          </w:p>
+        </w:tc>
+        <w:tc>
+          <w:tcPr>
+            <w:tcW w:type="dxa" w:w="4334"/>
+            <w:tcBorders>
+              <w:top w:val="single" w:color="D9D4C7" w:sz="4"/>
+              <w:left w:val="single" w:color="D9D4C7" w:sz="4"/>
+              <w:bottom w:val="single" w:color="D9D4C7" w:sz="4"/>
+              <w:right w:val="single" w:color="D9D4C7" w:sz="4"/>
+            </w:tcBorders>
+            <w:shd w:fill="F4F1EA" w:color="auto" w:val="clear"/>
+            <w:tcMar>
+              <w:top w:type="dxa" w:w="60"/>
+              <w:left w:type="dxa" w:w="100"/>
+              <w:bottom w:type="dxa" w:w="60"/>
+              <w:right w:type="dxa" w:w="100"/>
+            </w:tcMar>
+          </w:tcPr>
+          <w:p>
+            <w:pPr>
+              <w:spacing w:after="0"/>
+            </w:pPr>
+            <w:r>
+              <w:rPr>
+                <w:sz w:val="19"/>
+                <w:szCs w:val="19"/>
+              </w:rPr>
+              <w:t xml:space="preserve">2–3 h</w:t>
+            </w:r>
+          </w:p>
+        </w:tc>
+      </w:tr>
+      <w:tr>
+        <w:trPr>
+          <w:tblHeader w:val="off"/>
+        </w:trPr>
+        <w:tc>
+          <w:tcPr>
+            <w:tcW w:type="dxa" w:w="1191"/>
+            <w:tcBorders>
+              <w:top w:val="single" w:color="D9D4C7" w:sz="4"/>
+              <w:left w:val="single" w:color="D9D4C7" w:sz="4"/>
+              <w:bottom w:val="single" w:color="D9D4C7" w:sz="4"/>
+              <w:right w:val="single" w:color="D9D4C7" w:sz="4"/>
+            </w:tcBorders>
+            <w:tcMar>
+              <w:top w:type="dxa" w:w="60"/>
+              <w:left w:type="dxa" w:w="100"/>
+              <w:bottom w:type="dxa" w:w="60"/>
+              <w:right w:type="dxa" w:w="100"/>
+            </w:tcMar>
+          </w:tcPr>
+          <w:p>
+            <w:pPr>
+              <w:spacing w:after="0"/>
+            </w:pPr>
+            <w:r>
+              <w:rPr>
+                <w:sz w:val="19"/>
+                <w:szCs w:val="19"/>
+              </w:rPr>
+              <w:t xml:space="preserve">R7</w:t>
+            </w:r>
+          </w:p>
+        </w:tc>
+        <w:tc>
+          <w:tcPr>
+            <w:tcW w:type="dxa" w:w="1732"/>
+            <w:tcBorders>
+              <w:top w:val="single" w:color="D9D4C7" w:sz="4"/>
+              <w:left w:val="single" w:color="D9D4C7" w:sz="4"/>
+              <w:bottom w:val="single" w:color="D9D4C7" w:sz="4"/>
+              <w:right w:val="single" w:color="D9D4C7" w:sz="4"/>
+            </w:tcBorders>
+            <w:tcMar>
+              <w:top w:type="dxa" w:w="60"/>
+              <w:left w:type="dxa" w:w="100"/>
+              <w:bottom w:type="dxa" w:w="60"/>
+              <w:right w:type="dxa" w:w="100"/>
+            </w:tcMar>
+          </w:tcPr>
+          <w:p>
+            <w:pPr>
+              <w:spacing w:after="0"/>
+            </w:pPr>
+            <w:r>
+              <w:rPr>
+                <w:sz w:val="19"/>
+                <w:szCs w:val="19"/>
+              </w:rPr>
+              <w:t xml:space="preserve">Vodiči</w:t>
+            </w:r>
+          </w:p>
+        </w:tc>
+        <w:tc>
+          <w:tcPr>
+            <w:tcW w:type="dxa" w:w="974"/>
+            <w:tcBorders>
+              <w:top w:val="single" w:color="D9D4C7" w:sz="4"/>
+              <w:left w:val="single" w:color="D9D4C7" w:sz="4"/>
+              <w:bottom w:val="single" w:color="D9D4C7" w:sz="4"/>
+              <w:right w:val="single" w:color="D9D4C7" w:sz="4"/>
+            </w:tcBorders>
+            <w:tcMar>
+              <w:top w:type="dxa" w:w="60"/>
+              <w:left w:type="dxa" w:w="100"/>
+              <w:bottom w:type="dxa" w:w="60"/>
+              <w:right w:type="dxa" w:w="100"/>
+            </w:tcMar>
+          </w:tcPr>
+          <w:p>
+            <w:pPr>
+              <w:spacing w:after="0"/>
+            </w:pPr>
+            <w:r>
+              <w:rPr>
+                <w:sz w:val="19"/>
+                <w:szCs w:val="19"/>
+              </w:rPr>
+              <w:t xml:space="preserve">kompletan </w:t>
+            </w:r>
+            <w:r>
+              <w:rPr>
+                <w:rFonts w:ascii="Consolas" w:cs="Consolas" w:eastAsia="Consolas" w:hAnsi="Consolas"/>
+                <w:color w:val="6B4A12"/>
+                <w:sz w:val="19"/>
+                <w:szCs w:val="19"/>
+              </w:rPr>
+              <w:t xml:space="preserve">VODIC-SR</w:t>
+            </w:r>
+            <w:r>
+              <w:rPr>
+                <w:sz w:val="19"/>
+                <w:szCs w:val="19"/>
+              </w:rPr>
+              <w:t xml:space="preserve"> / </w:t>
+            </w:r>
+            <w:r>
+              <w:rPr>
+                <w:rFonts w:ascii="Consolas" w:cs="Consolas" w:eastAsia="Consolas" w:hAnsi="Consolas"/>
+                <w:color w:val="6B4A12"/>
+                <w:sz w:val="19"/>
+                <w:szCs w:val="19"/>
+              </w:rPr>
+              <w:t xml:space="preserve">GUIDE-EN</w:t>
+            </w:r>
+            <w:r>
+              <w:rPr>
+                <w:sz w:val="19"/>
+                <w:szCs w:val="19"/>
+              </w:rPr>
+              <w:t xml:space="preserve"> (isti sadržaj, + dodatak „Tvoje misije“ u ličnom), md + docx, snimci iz paketa; vodič za instalaciju i živi test (docx SR + EN)</w:t>
+            </w:r>
+          </w:p>
+        </w:tc>
+        <w:tc>
+          <w:tcPr>
+            <w:tcW w:type="dxa" w:w="1407"/>
+            <w:tcBorders>
+              <w:top w:val="single" w:color="D9D4C7" w:sz="4"/>
+              <w:left w:val="single" w:color="D9D4C7" w:sz="4"/>
+              <w:bottom w:val="single" w:color="D9D4C7" w:sz="4"/>
+              <w:right w:val="single" w:color="D9D4C7" w:sz="4"/>
+            </w:tcBorders>
+            <w:tcMar>
+              <w:top w:type="dxa" w:w="60"/>
+              <w:left w:type="dxa" w:w="100"/>
+              <w:bottom w:type="dxa" w:w="60"/>
+              <w:right w:type="dxa" w:w="100"/>
+            </w:tcMar>
+          </w:tcPr>
+          <w:p>
+            <w:pPr>
+              <w:spacing w:after="0"/>
+            </w:pPr>
+            <w:r>
+              <w:rPr>
+                <w:sz w:val="19"/>
+                <w:szCs w:val="19"/>
+              </w:rPr>
+              <w:t xml:space="preserve">docx pregledan kao PDF</w:t>
+            </w:r>
+          </w:p>
+        </w:tc>
+        <w:tc>
+          <w:tcPr>
+            <w:tcW w:type="dxa" w:w="4334"/>
+            <w:tcBorders>
+              <w:top w:val="single" w:color="D9D4C7" w:sz="4"/>
+              <w:left w:val="single" w:color="D9D4C7" w:sz="4"/>
+              <w:bottom w:val="single" w:color="D9D4C7" w:sz="4"/>
+              <w:right w:val="single" w:color="D9D4C7" w:sz="4"/>
+            </w:tcBorders>
+            <w:tcMar>
+              <w:top w:type="dxa" w:w="60"/>
+              <w:left w:type="dxa" w:w="100"/>
+              <w:bottom w:type="dxa" w:w="60"/>
+              <w:right w:type="dxa" w:w="100"/>
+            </w:tcMar>
+          </w:tcPr>
+          <w:p>
+            <w:pPr>
+              <w:spacing w:after="0"/>
+            </w:pPr>
+            <w:r>
+              <w:rPr>
+                <w:sz w:val="19"/>
+                <w:szCs w:val="19"/>
+              </w:rPr>
+              <w:t xml:space="preserve">4–6 h</w:t>
+            </w:r>
+          </w:p>
+        </w:tc>
+      </w:tr>
+      <w:tr>
+        <w:trPr>
+          <w:tblHeader w:val="off"/>
+        </w:trPr>
+        <w:tc>
+          <w:tcPr>
+            <w:tcW w:type="dxa" w:w="1191"/>
+            <w:tcBorders>
+              <w:top w:val="single" w:color="D9D4C7" w:sz="4"/>
+              <w:left w:val="single" w:color="D9D4C7" w:sz="4"/>
+              <w:bottom w:val="single" w:color="D9D4C7" w:sz="4"/>
+              <w:right w:val="single" w:color="D9D4C7" w:sz="4"/>
+            </w:tcBorders>
+            <w:shd w:fill="F4F1EA" w:color="auto" w:val="clear"/>
+            <w:tcMar>
+              <w:top w:type="dxa" w:w="60"/>
+              <w:left w:type="dxa" w:w="100"/>
+              <w:bottom w:type="dxa" w:w="60"/>
+              <w:right w:type="dxa" w:w="100"/>
+            </w:tcMar>
+          </w:tcPr>
+          <w:p>
+            <w:pPr>
+              <w:spacing w:after="0"/>
+            </w:pPr>
+            <w:r>
+              <w:rPr>
+                <w:sz w:val="19"/>
+                <w:szCs w:val="19"/>
+              </w:rPr>
+              <w:t xml:space="preserve">R8</w:t>
+            </w:r>
+          </w:p>
+        </w:tc>
+        <w:tc>
+          <w:tcPr>
+            <w:tcW w:type="dxa" w:w="1732"/>
+            <w:tcBorders>
+              <w:top w:val="single" w:color="D9D4C7" w:sz="4"/>
+              <w:left w:val="single" w:color="D9D4C7" w:sz="4"/>
+              <w:bottom w:val="single" w:color="D9D4C7" w:sz="4"/>
+              <w:right w:val="single" w:color="D9D4C7" w:sz="4"/>
+            </w:tcBorders>
+            <w:shd w:fill="F4F1EA" w:color="auto" w:val="clear"/>
+            <w:tcMar>
+              <w:top w:type="dxa" w:w="60"/>
+              <w:left w:type="dxa" w:w="100"/>
+              <w:bottom w:type="dxa" w:w="60"/>
+              <w:right w:type="dxa" w:w="100"/>
+            </w:tcMar>
+          </w:tcPr>
+          <w:p>
+            <w:pPr>
+              <w:spacing w:after="0"/>
+            </w:pPr>
+            <w:r>
+              <w:rPr>
+                <w:sz w:val="19"/>
+                <w:szCs w:val="19"/>
+              </w:rPr>
+              <w:t xml:space="preserve">Deb-ovi ponovo</w:t>
+            </w:r>
+          </w:p>
+        </w:tc>
+        <w:tc>
+          <w:tcPr>
+            <w:tcW w:type="dxa" w:w="974"/>
+            <w:tcBorders>
+              <w:top w:val="single" w:color="D9D4C7" w:sz="4"/>
+              <w:left w:val="single" w:color="D9D4C7" w:sz="4"/>
+              <w:bottom w:val="single" w:color="D9D4C7" w:sz="4"/>
+              <w:right w:val="single" w:color="D9D4C7" w:sz="4"/>
+            </w:tcBorders>
+            <w:shd w:fill="F4F1EA" w:color="auto" w:val="clear"/>
+            <w:tcMar>
+              <w:top w:type="dxa" w:w="60"/>
+              <w:left w:type="dxa" w:w="100"/>
+              <w:bottom w:type="dxa" w:w="60"/>
+              <w:right w:type="dxa" w:w="100"/>
+            </w:tcMar>
+          </w:tcPr>
+          <w:p>
+            <w:pPr>
+              <w:spacing w:after="0"/>
+            </w:pPr>
+            <w:r>
+              <w:rPr>
+                <w:sz w:val="19"/>
+                <w:szCs w:val="19"/>
+              </w:rPr>
+              <w:t xml:space="preserve">sa vodičem unutra; svi testovi; revizija PSE; WORKLOG, ZA-ANDREJA, plan docx</w:t>
+            </w:r>
+          </w:p>
+        </w:tc>
+        <w:tc>
+          <w:tcPr>
+            <w:tcW w:type="dxa" w:w="1407"/>
+            <w:tcBorders>
+              <w:top w:val="single" w:color="D9D4C7" w:sz="4"/>
+              <w:left w:val="single" w:color="D9D4C7" w:sz="4"/>
+              <w:bottom w:val="single" w:color="D9D4C7" w:sz="4"/>
+              <w:right w:val="single" w:color="D9D4C7" w:sz="4"/>
+            </w:tcBorders>
+            <w:shd w:fill="F4F1EA" w:color="auto" w:val="clear"/>
+            <w:tcMar>
+              <w:top w:type="dxa" w:w="60"/>
+              <w:left w:type="dxa" w:w="100"/>
+              <w:bottom w:type="dxa" w:w="60"/>
+              <w:right w:type="dxa" w:w="100"/>
+            </w:tcMar>
+          </w:tcPr>
+          <w:p>
+            <w:pPr>
+              <w:spacing w:after="0"/>
+            </w:pPr>
+            <w:r>
+              <w:rPr>
+                <w:sz w:val="19"/>
+                <w:szCs w:val="19"/>
+              </w:rPr>
+              <w:t xml:space="preserve">sve zeleno</w:t>
+            </w:r>
+          </w:p>
+        </w:tc>
+        <w:tc>
+          <w:tcPr>
+            <w:tcW w:type="dxa" w:w="4334"/>
+            <w:tcBorders>
+              <w:top w:val="single" w:color="D9D4C7" w:sz="4"/>
+              <w:left w:val="single" w:color="D9D4C7" w:sz="4"/>
+              <w:bottom w:val="single" w:color="D9D4C7" w:sz="4"/>
+              <w:right w:val="single" w:color="D9D4C7" w:sz="4"/>
+            </w:tcBorders>
+            <w:shd w:fill="F4F1EA" w:color="auto" w:val="clear"/>
+            <w:tcMar>
+              <w:top w:type="dxa" w:w="60"/>
+              <w:left w:type="dxa" w:w="100"/>
+              <w:bottom w:type="dxa" w:w="60"/>
+              <w:right w:type="dxa" w:w="100"/>
+            </w:tcMar>
+          </w:tcPr>
+          <w:p>
+            <w:pPr>
+              <w:spacing w:after="0"/>
+            </w:pPr>
+            <w:r>
+              <w:rPr>
+                <w:sz w:val="19"/>
+                <w:szCs w:val="19"/>
+              </w:rPr>
+              <w:t xml:space="preserve">1–2 h</w:t>
+            </w:r>
+          </w:p>
+        </w:tc>
+      </w:tr>
+    </w:tbl>
+    <w:p>
+      <w:pPr>
+        <w:spacing w:after="120"/>
+      </w:pPr>
+    </w:p>
+    <w:p>
+      <w:pPr>
+        <w:spacing w:after="100"/>
+        <w:ind w:left="0"/>
+      </w:pPr>
+      <w:r>
+        <w:t xml:space="preserve">Ukupno oko 28–44 h. Na kraju: spisak lokalnih commitova za odobrenje push-a i šta nisam mogao.</w:t>
       </w:r>
     </w:p>
     <w:sectPr>

--- a/PSE Riemann — PLAN PSE AGENTI.docx
+++ b/PSE Riemann — PLAN PSE AGENTI.docx
@@ -3909,6 +3909,1168 @@
       </w:pPr>
       <w:r>
         <w:t xml:space="preserve">Ukupno oko 28–44 h. Na kraju: spisak lokalnih commitova za odobrenje push-a i šta nisam mogao.</w:t>
+      </w:r>
+    </w:p>
+    <w:p>
+      <w:pPr>
+        <w:pStyle w:val="Heading1"/>
+      </w:pPr>
+      <w:r>
+        <w:t xml:space="preserve">Treća runda (2026-10-27, dogovor pravila 42–49): plan za 0.3.0~rc2</w:t>
+      </w:r>
+    </w:p>
+    <w:p>
+      <w:pPr>
+        <w:spacing w:after="100"/>
+        <w:ind w:left="0"/>
+      </w:pPr>
+      <w:r>
+        <w:t xml:space="preserve">Stanje: rc1 izgrađen i pushan (</w:t>
+      </w:r>
+      <w:r>
+        <w:rPr>
+          <w:rFonts w:ascii="Consolas" w:cs="Consolas" w:eastAsia="Consolas" w:hAnsi="Consolas"/>
+          <w:color w:val="6B4A12"/>
+        </w:rPr>
+        <w:t xml:space="preserve">0cb32d4</w:t>
+      </w:r>
+      <w:r>
+        <w:t xml:space="preserve">); prvi živi test našao dva velika problema (glas: sirova greška SQL-a i odsječen odgovor; tab Misije ne vodi u konkretnu misiju). Rad počinje tek na „kreni“.</w:t>
+      </w:r>
+    </w:p>
+    <w:tbl>
+      <w:tblPr>
+        <w:tblW w:type="dxa" w:w="9638"/>
+        <w:tblBorders>
+          <w:top w:val="single" w:color="auto" w:sz="4"/>
+          <w:left w:val="single" w:color="auto" w:sz="4"/>
+          <w:bottom w:val="single" w:color="auto" w:sz="4"/>
+          <w:right w:val="single" w:color="auto" w:sz="4"/>
+          <w:insideH w:val="single" w:color="auto" w:sz="4"/>
+          <w:insideV w:val="single" w:color="auto" w:sz="4"/>
+        </w:tblBorders>
+      </w:tblPr>
+      <w:tblGrid>
+        <w:gridCol w:w="1191"/>
+        <w:gridCol w:w="1732"/>
+        <w:gridCol w:w="974"/>
+        <w:gridCol w:w="1407"/>
+        <w:gridCol w:w="4334"/>
+      </w:tblGrid>
+      <w:tr>
+        <w:trPr>
+          <w:tblHeader/>
+        </w:trPr>
+        <w:tc>
+          <w:tcPr>
+            <w:tcW w:type="dxa" w:w="1191"/>
+            <w:tcBorders>
+              <w:top w:val="single" w:color="D9D4C7" w:sz="4"/>
+              <w:left w:val="single" w:color="D9D4C7" w:sz="4"/>
+              <w:bottom w:val="single" w:color="D9D4C7" w:sz="4"/>
+              <w:right w:val="single" w:color="D9D4C7" w:sz="4"/>
+            </w:tcBorders>
+            <w:shd w:fill="1F2430" w:color="auto" w:val="clear"/>
+            <w:tcMar>
+              <w:top w:type="dxa" w:w="60"/>
+              <w:left w:type="dxa" w:w="100"/>
+              <w:bottom w:type="dxa" w:w="60"/>
+              <w:right w:type="dxa" w:w="100"/>
+            </w:tcMar>
+          </w:tcPr>
+          <w:p>
+            <w:pPr>
+              <w:spacing w:after="0"/>
+            </w:pPr>
+            <w:r>
+              <w:rPr>
+                <w:b/>
+                <w:bCs/>
+                <w:color w:val="FFFFFF"/>
+                <w:sz w:val="19"/>
+                <w:szCs w:val="19"/>
+              </w:rPr>
+              <w:t xml:space="preserve">#</w:t>
+            </w:r>
+          </w:p>
+        </w:tc>
+        <w:tc>
+          <w:tcPr>
+            <w:tcW w:type="dxa" w:w="1732"/>
+            <w:tcBorders>
+              <w:top w:val="single" w:color="D9D4C7" w:sz="4"/>
+              <w:left w:val="single" w:color="D9D4C7" w:sz="4"/>
+              <w:bottom w:val="single" w:color="D9D4C7" w:sz="4"/>
+              <w:right w:val="single" w:color="D9D4C7" w:sz="4"/>
+            </w:tcBorders>
+            <w:shd w:fill="1F2430" w:color="auto" w:val="clear"/>
+            <w:tcMar>
+              <w:top w:type="dxa" w:w="60"/>
+              <w:left w:type="dxa" w:w="100"/>
+              <w:bottom w:type="dxa" w:w="60"/>
+              <w:right w:type="dxa" w:w="100"/>
+            </w:tcMar>
+          </w:tcPr>
+          <w:p>
+            <w:pPr>
+              <w:spacing w:after="0"/>
+            </w:pPr>
+            <w:r>
+              <w:rPr>
+                <w:b/>
+                <w:bCs/>
+                <w:color w:val="FFFFFF"/>
+                <w:sz w:val="19"/>
+                <w:szCs w:val="19"/>
+              </w:rPr>
+              <w:t xml:space="preserve">Korak</w:t>
+            </w:r>
+          </w:p>
+        </w:tc>
+        <w:tc>
+          <w:tcPr>
+            <w:tcW w:type="dxa" w:w="974"/>
+            <w:tcBorders>
+              <w:top w:val="single" w:color="D9D4C7" w:sz="4"/>
+              <w:left w:val="single" w:color="D9D4C7" w:sz="4"/>
+              <w:bottom w:val="single" w:color="D9D4C7" w:sz="4"/>
+              <w:right w:val="single" w:color="D9D4C7" w:sz="4"/>
+            </w:tcBorders>
+            <w:shd w:fill="1F2430" w:color="auto" w:val="clear"/>
+            <w:tcMar>
+              <w:top w:type="dxa" w:w="60"/>
+              <w:left w:type="dxa" w:w="100"/>
+              <w:bottom w:type="dxa" w:w="60"/>
+              <w:right w:type="dxa" w:w="100"/>
+            </w:tcMar>
+          </w:tcPr>
+          <w:p>
+            <w:pPr>
+              <w:spacing w:after="0"/>
+            </w:pPr>
+            <w:r>
+              <w:rPr>
+                <w:b/>
+                <w:bCs/>
+                <w:color w:val="FFFFFF"/>
+                <w:sz w:val="19"/>
+                <w:szCs w:val="19"/>
+              </w:rPr>
+              <w:t xml:space="preserve">Šta tačno</w:t>
+            </w:r>
+          </w:p>
+        </w:tc>
+        <w:tc>
+          <w:tcPr>
+            <w:tcW w:type="dxa" w:w="1407"/>
+            <w:tcBorders>
+              <w:top w:val="single" w:color="D9D4C7" w:sz="4"/>
+              <w:left w:val="single" w:color="D9D4C7" w:sz="4"/>
+              <w:bottom w:val="single" w:color="D9D4C7" w:sz="4"/>
+              <w:right w:val="single" w:color="D9D4C7" w:sz="4"/>
+            </w:tcBorders>
+            <w:shd w:fill="1F2430" w:color="auto" w:val="clear"/>
+            <w:tcMar>
+              <w:top w:type="dxa" w:w="60"/>
+              <w:left w:type="dxa" w:w="100"/>
+              <w:bottom w:type="dxa" w:w="60"/>
+              <w:right w:type="dxa" w:w="100"/>
+            </w:tcMar>
+          </w:tcPr>
+          <w:p>
+            <w:pPr>
+              <w:spacing w:after="0"/>
+            </w:pPr>
+            <w:r>
+              <w:rPr>
+                <w:b/>
+                <w:bCs/>
+                <w:color w:val="FFFFFF"/>
+                <w:sz w:val="19"/>
+                <w:szCs w:val="19"/>
+              </w:rPr>
+              <w:t xml:space="preserve">Gotovo kada</w:t>
+            </w:r>
+          </w:p>
+        </w:tc>
+        <w:tc>
+          <w:tcPr>
+            <w:tcW w:type="dxa" w:w="4334"/>
+            <w:tcBorders>
+              <w:top w:val="single" w:color="D9D4C7" w:sz="4"/>
+              <w:left w:val="single" w:color="D9D4C7" w:sz="4"/>
+              <w:bottom w:val="single" w:color="D9D4C7" w:sz="4"/>
+              <w:right w:val="single" w:color="D9D4C7" w:sz="4"/>
+            </w:tcBorders>
+            <w:shd w:fill="1F2430" w:color="auto" w:val="clear"/>
+            <w:tcMar>
+              <w:top w:type="dxa" w:w="60"/>
+              <w:left w:type="dxa" w:w="100"/>
+              <w:bottom w:type="dxa" w:w="60"/>
+              <w:right w:type="dxa" w:w="100"/>
+            </w:tcMar>
+          </w:tcPr>
+          <w:p>
+            <w:pPr>
+              <w:spacing w:after="0"/>
+            </w:pPr>
+            <w:r>
+              <w:rPr>
+                <w:b/>
+                <w:bCs/>
+                <w:color w:val="FFFFFF"/>
+                <w:sz w:val="19"/>
+                <w:szCs w:val="19"/>
+              </w:rPr>
+              <w:t xml:space="preserve">Procjena</w:t>
+            </w:r>
+          </w:p>
+        </w:tc>
+      </w:tr>
+      <w:tr>
+        <w:trPr>
+          <w:tblHeader w:val="off"/>
+        </w:trPr>
+        <w:tc>
+          <w:tcPr>
+            <w:tcW w:type="dxa" w:w="1191"/>
+            <w:tcBorders>
+              <w:top w:val="single" w:color="D9D4C7" w:sz="4"/>
+              <w:left w:val="single" w:color="D9D4C7" w:sz="4"/>
+              <w:bottom w:val="single" w:color="D9D4C7" w:sz="4"/>
+              <w:right w:val="single" w:color="D9D4C7" w:sz="4"/>
+            </w:tcBorders>
+            <w:tcMar>
+              <w:top w:type="dxa" w:w="60"/>
+              <w:left w:type="dxa" w:w="100"/>
+              <w:bottom w:type="dxa" w:w="60"/>
+              <w:right w:type="dxa" w:w="100"/>
+            </w:tcMar>
+          </w:tcPr>
+          <w:p>
+            <w:pPr>
+              <w:spacing w:after="0"/>
+            </w:pPr>
+            <w:r>
+              <w:rPr>
+                <w:sz w:val="19"/>
+                <w:szCs w:val="19"/>
+              </w:rPr>
+              <w:t xml:space="preserve">R9</w:t>
+            </w:r>
+          </w:p>
+        </w:tc>
+        <w:tc>
+          <w:tcPr>
+            <w:tcW w:type="dxa" w:w="1732"/>
+            <w:tcBorders>
+              <w:top w:val="single" w:color="D9D4C7" w:sz="4"/>
+              <w:left w:val="single" w:color="D9D4C7" w:sz="4"/>
+              <w:bottom w:val="single" w:color="D9D4C7" w:sz="4"/>
+              <w:right w:val="single" w:color="D9D4C7" w:sz="4"/>
+            </w:tcBorders>
+            <w:tcMar>
+              <w:top w:type="dxa" w:w="60"/>
+              <w:left w:type="dxa" w:w="100"/>
+              <w:bottom w:type="dxa" w:w="60"/>
+              <w:right w:type="dxa" w:w="100"/>
+            </w:tcMar>
+          </w:tcPr>
+          <w:p>
+            <w:pPr>
+              <w:spacing w:after="0"/>
+            </w:pPr>
+            <w:r>
+              <w:rPr>
+                <w:sz w:val="19"/>
+                <w:szCs w:val="19"/>
+              </w:rPr>
+              <w:t xml:space="preserve">Popravke modela (48 a, b, d)</w:t>
+            </w:r>
+          </w:p>
+        </w:tc>
+        <w:tc>
+          <w:tcPr>
+            <w:tcW w:type="dxa" w:w="974"/>
+            <w:tcBorders>
+              <w:top w:val="single" w:color="D9D4C7" w:sz="4"/>
+              <w:left w:val="single" w:color="D9D4C7" w:sz="4"/>
+              <w:bottom w:val="single" w:color="D9D4C7" w:sz="4"/>
+              <w:right w:val="single" w:color="D9D4C7" w:sz="4"/>
+            </w:tcBorders>
+            <w:tcMar>
+              <w:top w:type="dxa" w:w="60"/>
+              <w:left w:type="dxa" w:w="100"/>
+              <w:bottom w:type="dxa" w:w="60"/>
+              <w:right w:type="dxa" w:w="100"/>
+            </w:tcMar>
+          </w:tcPr>
+          <w:p>
+            <w:pPr>
+              <w:spacing w:after="0"/>
+            </w:pPr>
+            <w:r>
+              <w:rPr>
+                <w:sz w:val="19"/>
+                <w:szCs w:val="19"/>
+              </w:rPr>
+              <w:t xml:space="preserve">Gemini 2.5 budžet razmišljanja po ulozi + limit izlaza; prepoznavanje odsječenog odgovora za sve provajdere (razlog prekida), jedan ponovni pokušaj, pa poruka „odgovor je odsječen“; čitač sa limitom po modelu, nepotpun JSON → „čitač odsječen“ u Laboratoriji</w:t>
+            </w:r>
+          </w:p>
+        </w:tc>
+        <w:tc>
+          <w:tcPr>
+            <w:tcW w:type="dxa" w:w="1407"/>
+            <w:tcBorders>
+              <w:top w:val="single" w:color="D9D4C7" w:sz="4"/>
+              <w:left w:val="single" w:color="D9D4C7" w:sz="4"/>
+              <w:bottom w:val="single" w:color="D9D4C7" w:sz="4"/>
+              <w:right w:val="single" w:color="D9D4C7" w:sz="4"/>
+            </w:tcBorders>
+            <w:tcMar>
+              <w:top w:type="dxa" w:w="60"/>
+              <w:left w:type="dxa" w:w="100"/>
+              <w:bottom w:type="dxa" w:w="60"/>
+              <w:right w:type="dxa" w:w="100"/>
+            </w:tcMar>
+          </w:tcPr>
+          <w:p>
+            <w:pPr>
+              <w:spacing w:after="0"/>
+            </w:pPr>
+            <w:r>
+              <w:rPr>
+                <w:sz w:val="19"/>
+                <w:szCs w:val="19"/>
+              </w:rPr>
+              <w:t xml:space="preserve">testovi sa lažnim provajderima (odsječen / cio odgovor)</w:t>
+            </w:r>
+          </w:p>
+        </w:tc>
+        <w:tc>
+          <w:tcPr>
+            <w:tcW w:type="dxa" w:w="4334"/>
+            <w:tcBorders>
+              <w:top w:val="single" w:color="D9D4C7" w:sz="4"/>
+              <w:left w:val="single" w:color="D9D4C7" w:sz="4"/>
+              <w:bottom w:val="single" w:color="D9D4C7" w:sz="4"/>
+              <w:right w:val="single" w:color="D9D4C7" w:sz="4"/>
+            </w:tcBorders>
+            <w:tcMar>
+              <w:top w:type="dxa" w:w="60"/>
+              <w:left w:type="dxa" w:w="100"/>
+              <w:bottom w:type="dxa" w:w="60"/>
+              <w:right w:type="dxa" w:w="100"/>
+            </w:tcMar>
+          </w:tcPr>
+          <w:p>
+            <w:pPr>
+              <w:spacing w:after="0"/>
+            </w:pPr>
+            <w:r>
+              <w:rPr>
+                <w:sz w:val="19"/>
+                <w:szCs w:val="19"/>
+              </w:rPr>
+              <w:t xml:space="preserve">1,5–2 h</w:t>
+            </w:r>
+          </w:p>
+        </w:tc>
+      </w:tr>
+      <w:tr>
+        <w:trPr>
+          <w:tblHeader w:val="off"/>
+        </w:trPr>
+        <w:tc>
+          <w:tcPr>
+            <w:tcW w:type="dxa" w:w="1191"/>
+            <w:tcBorders>
+              <w:top w:val="single" w:color="D9D4C7" w:sz="4"/>
+              <w:left w:val="single" w:color="D9D4C7" w:sz="4"/>
+              <w:bottom w:val="single" w:color="D9D4C7" w:sz="4"/>
+              <w:right w:val="single" w:color="D9D4C7" w:sz="4"/>
+            </w:tcBorders>
+            <w:shd w:fill="F4F1EA" w:color="auto" w:val="clear"/>
+            <w:tcMar>
+              <w:top w:type="dxa" w:w="60"/>
+              <w:left w:type="dxa" w:w="100"/>
+              <w:bottom w:type="dxa" w:w="60"/>
+              <w:right w:type="dxa" w:w="100"/>
+            </w:tcMar>
+          </w:tcPr>
+          <w:p>
+            <w:pPr>
+              <w:spacing w:after="0"/>
+            </w:pPr>
+            <w:r>
+              <w:rPr>
+                <w:sz w:val="19"/>
+                <w:szCs w:val="19"/>
+              </w:rPr>
+              <w:t xml:space="preserve">R10</w:t>
+            </w:r>
+          </w:p>
+        </w:tc>
+        <w:tc>
+          <w:tcPr>
+            <w:tcW w:type="dxa" w:w="1732"/>
+            <w:tcBorders>
+              <w:top w:val="single" w:color="D9D4C7" w:sz="4"/>
+              <w:left w:val="single" w:color="D9D4C7" w:sz="4"/>
+              <w:bottom w:val="single" w:color="D9D4C7" w:sz="4"/>
+              <w:right w:val="single" w:color="D9D4C7" w:sz="4"/>
+            </w:tcBorders>
+            <w:shd w:fill="F4F1EA" w:color="auto" w:val="clear"/>
+            <w:tcMar>
+              <w:top w:type="dxa" w:w="60"/>
+              <w:left w:type="dxa" w:w="100"/>
+              <w:bottom w:type="dxa" w:w="60"/>
+              <w:right w:type="dxa" w:w="100"/>
+            </w:tcMar>
+          </w:tcPr>
+          <w:p>
+            <w:pPr>
+              <w:spacing w:after="0"/>
+            </w:pPr>
+            <w:r>
+              <w:rPr>
+                <w:sz w:val="19"/>
+                <w:szCs w:val="19"/>
+              </w:rPr>
+              <w:t xml:space="preserve">Glas (48 c, 47)</w:t>
+            </w:r>
+          </w:p>
+        </w:tc>
+        <w:tc>
+          <w:tcPr>
+            <w:tcW w:type="dxa" w:w="974"/>
+            <w:tcBorders>
+              <w:top w:val="single" w:color="D9D4C7" w:sz="4"/>
+              <w:left w:val="single" w:color="D9D4C7" w:sz="4"/>
+              <w:bottom w:val="single" w:color="D9D4C7" w:sz="4"/>
+              <w:right w:val="single" w:color="D9D4C7" w:sz="4"/>
+            </w:tcBorders>
+            <w:shd w:fill="F4F1EA" w:color="auto" w:val="clear"/>
+            <w:tcMar>
+              <w:top w:type="dxa" w:w="60"/>
+              <w:left w:type="dxa" w:w="100"/>
+              <w:bottom w:type="dxa" w:w="60"/>
+              <w:right w:type="dxa" w:w="100"/>
+            </w:tcMar>
+          </w:tcPr>
+          <w:p>
+            <w:pPr>
+              <w:spacing w:after="0"/>
+            </w:pPr>
+            <w:r>
+              <w:rPr>
+                <w:sz w:val="19"/>
+                <w:szCs w:val="19"/>
+              </w:rPr>
+              <w:t xml:space="preserve">neispravan SQL → jedan ponovni pokušaj uz grešku, pa ljudska rečenica; pitanje koje traži sud → poruka + link „Razgovaraj o misiji: X“; imena misija kao linkovi </w:t>
+            </w:r>
+            <w:r>
+              <w:rPr>
+                <w:rFonts w:ascii="Consolas" w:cs="Consolas" w:eastAsia="Consolas" w:hAnsi="Consolas"/>
+                <w:color w:val="6B4A12"/>
+                <w:sz w:val="19"/>
+                <w:szCs w:val="19"/>
+              </w:rPr>
+              <w:t xml:space="preserve">mission:</w:t>
+            </w:r>
+            <w:r>
+              <w:rPr>
+                <w:sz w:val="19"/>
+                <w:szCs w:val="19"/>
+              </w:rPr>
+              <w:t xml:space="preserve"> koji otvaraju radni prostor</w:t>
+            </w:r>
+          </w:p>
+        </w:tc>
+        <w:tc>
+          <w:tcPr>
+            <w:tcW w:type="dxa" w:w="1407"/>
+            <w:tcBorders>
+              <w:top w:val="single" w:color="D9D4C7" w:sz="4"/>
+              <w:left w:val="single" w:color="D9D4C7" w:sz="4"/>
+              <w:bottom w:val="single" w:color="D9D4C7" w:sz="4"/>
+              <w:right w:val="single" w:color="D9D4C7" w:sz="4"/>
+            </w:tcBorders>
+            <w:shd w:fill="F4F1EA" w:color="auto" w:val="clear"/>
+            <w:tcMar>
+              <w:top w:type="dxa" w:w="60"/>
+              <w:left w:type="dxa" w:w="100"/>
+              <w:bottom w:type="dxa" w:w="60"/>
+              <w:right w:type="dxa" w:w="100"/>
+            </w:tcMar>
+          </w:tcPr>
+          <w:p>
+            <w:pPr>
+              <w:spacing w:after="0"/>
+            </w:pPr>
+            <w:r>
+              <w:rPr>
+                <w:sz w:val="19"/>
+                <w:szCs w:val="19"/>
+              </w:rPr>
+              <w:t xml:space="preserve">testovi + snimak chata</w:t>
+            </w:r>
+          </w:p>
+        </w:tc>
+        <w:tc>
+          <w:tcPr>
+            <w:tcW w:type="dxa" w:w="4334"/>
+            <w:tcBorders>
+              <w:top w:val="single" w:color="D9D4C7" w:sz="4"/>
+              <w:left w:val="single" w:color="D9D4C7" w:sz="4"/>
+              <w:bottom w:val="single" w:color="D9D4C7" w:sz="4"/>
+              <w:right w:val="single" w:color="D9D4C7" w:sz="4"/>
+            </w:tcBorders>
+            <w:shd w:fill="F4F1EA" w:color="auto" w:val="clear"/>
+            <w:tcMar>
+              <w:top w:type="dxa" w:w="60"/>
+              <w:left w:type="dxa" w:w="100"/>
+              <w:bottom w:type="dxa" w:w="60"/>
+              <w:right w:type="dxa" w:w="100"/>
+            </w:tcMar>
+          </w:tcPr>
+          <w:p>
+            <w:pPr>
+              <w:spacing w:after="0"/>
+            </w:pPr>
+            <w:r>
+              <w:rPr>
+                <w:sz w:val="19"/>
+                <w:szCs w:val="19"/>
+              </w:rPr>
+              <w:t xml:space="preserve">1–1,5 h</w:t>
+            </w:r>
+          </w:p>
+        </w:tc>
+      </w:tr>
+      <w:tr>
+        <w:trPr>
+          <w:tblHeader w:val="off"/>
+        </w:trPr>
+        <w:tc>
+          <w:tcPr>
+            <w:tcW w:type="dxa" w:w="1191"/>
+            <w:tcBorders>
+              <w:top w:val="single" w:color="D9D4C7" w:sz="4"/>
+              <w:left w:val="single" w:color="D9D4C7" w:sz="4"/>
+              <w:bottom w:val="single" w:color="D9D4C7" w:sz="4"/>
+              <w:right w:val="single" w:color="D9D4C7" w:sz="4"/>
+            </w:tcBorders>
+            <w:tcMar>
+              <w:top w:type="dxa" w:w="60"/>
+              <w:left w:type="dxa" w:w="100"/>
+              <w:bottom w:type="dxa" w:w="60"/>
+              <w:right w:type="dxa" w:w="100"/>
+            </w:tcMar>
+          </w:tcPr>
+          <w:p>
+            <w:pPr>
+              <w:spacing w:after="0"/>
+            </w:pPr>
+            <w:r>
+              <w:rPr>
+                <w:sz w:val="19"/>
+                <w:szCs w:val="19"/>
+              </w:rPr>
+              <w:t xml:space="preserve">R11</w:t>
+            </w:r>
+          </w:p>
+        </w:tc>
+        <w:tc>
+          <w:tcPr>
+            <w:tcW w:type="dxa" w:w="1732"/>
+            <w:tcBorders>
+              <w:top w:val="single" w:color="D9D4C7" w:sz="4"/>
+              <w:left w:val="single" w:color="D9D4C7" w:sz="4"/>
+              <w:bottom w:val="single" w:color="D9D4C7" w:sz="4"/>
+              <w:right w:val="single" w:color="D9D4C7" w:sz="4"/>
+            </w:tcBorders>
+            <w:tcMar>
+              <w:top w:type="dxa" w:w="60"/>
+              <w:left w:type="dxa" w:w="100"/>
+              <w:bottom w:type="dxa" w:w="60"/>
+              <w:right w:type="dxa" w:w="100"/>
+            </w:tcMar>
+          </w:tcPr>
+          <w:p>
+            <w:pPr>
+              <w:spacing w:after="0"/>
+            </w:pPr>
+            <w:r>
+              <w:rPr>
+                <w:sz w:val="19"/>
+                <w:szCs w:val="19"/>
+              </w:rPr>
+              <w:t xml:space="preserve">Radni prostor misije (42)</w:t>
+            </w:r>
+          </w:p>
+        </w:tc>
+        <w:tc>
+          <w:tcPr>
+            <w:tcW w:type="dxa" w:w="974"/>
+            <w:tcBorders>
+              <w:top w:val="single" w:color="D9D4C7" w:sz="4"/>
+              <w:left w:val="single" w:color="D9D4C7" w:sz="4"/>
+              <w:bottom w:val="single" w:color="D9D4C7" w:sz="4"/>
+              <w:right w:val="single" w:color="D9D4C7" w:sz="4"/>
+            </w:tcBorders>
+            <w:tcMar>
+              <w:top w:type="dxa" w:w="60"/>
+              <w:left w:type="dxa" w:w="100"/>
+              <w:bottom w:type="dxa" w:w="60"/>
+              <w:right w:type="dxa" w:w="100"/>
+            </w:tcMar>
+          </w:tcPr>
+          <w:p>
+            <w:pPr>
+              <w:spacing w:after="0"/>
+            </w:pPr>
+            <w:r>
+              <w:rPr>
+                <w:sz w:val="19"/>
+                <w:szCs w:val="19"/>
+              </w:rPr>
+              <w:t xml:space="preserve">tab Misije: lista misija (kartice) lijevo; desno gore detalji + dugmad; desno dolje traka radova + razgovor; vučena granica; globalna dugmad gore</w:t>
+            </w:r>
+          </w:p>
+        </w:tc>
+        <w:tc>
+          <w:tcPr>
+            <w:tcW w:type="dxa" w:w="1407"/>
+            <w:tcBorders>
+              <w:top w:val="single" w:color="D9D4C7" w:sz="4"/>
+              <w:left w:val="single" w:color="D9D4C7" w:sz="4"/>
+              <w:bottom w:val="single" w:color="D9D4C7" w:sz="4"/>
+              <w:right w:val="single" w:color="D9D4C7" w:sz="4"/>
+            </w:tcBorders>
+            <w:tcMar>
+              <w:top w:type="dxa" w:w="60"/>
+              <w:left w:type="dxa" w:w="100"/>
+              <w:bottom w:type="dxa" w:w="60"/>
+              <w:right w:type="dxa" w:w="100"/>
+            </w:tcMar>
+          </w:tcPr>
+          <w:p>
+            <w:pPr>
+              <w:spacing w:after="0"/>
+            </w:pPr>
+            <w:r>
+              <w:rPr>
+                <w:sz w:val="19"/>
+                <w:szCs w:val="19"/>
+              </w:rPr>
+              <w:t xml:space="preserve">snimci SR/EN, uski ekran (Acer) bez prekoračenja</w:t>
+            </w:r>
+          </w:p>
+        </w:tc>
+        <w:tc>
+          <w:tcPr>
+            <w:tcW w:type="dxa" w:w="4334"/>
+            <w:tcBorders>
+              <w:top w:val="single" w:color="D9D4C7" w:sz="4"/>
+              <w:left w:val="single" w:color="D9D4C7" w:sz="4"/>
+              <w:bottom w:val="single" w:color="D9D4C7" w:sz="4"/>
+              <w:right w:val="single" w:color="D9D4C7" w:sz="4"/>
+            </w:tcBorders>
+            <w:tcMar>
+              <w:top w:type="dxa" w:w="60"/>
+              <w:left w:type="dxa" w:w="100"/>
+              <w:bottom w:type="dxa" w:w="60"/>
+              <w:right w:type="dxa" w:w="100"/>
+            </w:tcMar>
+          </w:tcPr>
+          <w:p>
+            <w:pPr>
+              <w:spacing w:after="0"/>
+            </w:pPr>
+            <w:r>
+              <w:rPr>
+                <w:sz w:val="19"/>
+                <w:szCs w:val="19"/>
+              </w:rPr>
+              <w:t xml:space="preserve">3–4 h</w:t>
+            </w:r>
+          </w:p>
+        </w:tc>
+      </w:tr>
+      <w:tr>
+        <w:trPr>
+          <w:tblHeader w:val="off"/>
+        </w:trPr>
+        <w:tc>
+          <w:tcPr>
+            <w:tcW w:type="dxa" w:w="1191"/>
+            <w:tcBorders>
+              <w:top w:val="single" w:color="D9D4C7" w:sz="4"/>
+              <w:left w:val="single" w:color="D9D4C7" w:sz="4"/>
+              <w:bottom w:val="single" w:color="D9D4C7" w:sz="4"/>
+              <w:right w:val="single" w:color="D9D4C7" w:sz="4"/>
+            </w:tcBorders>
+            <w:shd w:fill="F4F1EA" w:color="auto" w:val="clear"/>
+            <w:tcMar>
+              <w:top w:type="dxa" w:w="60"/>
+              <w:left w:type="dxa" w:w="100"/>
+              <w:bottom w:type="dxa" w:w="60"/>
+              <w:right w:type="dxa" w:w="100"/>
+            </w:tcMar>
+          </w:tcPr>
+          <w:p>
+            <w:pPr>
+              <w:spacing w:after="0"/>
+            </w:pPr>
+            <w:r>
+              <w:rPr>
+                <w:sz w:val="19"/>
+                <w:szCs w:val="19"/>
+              </w:rPr>
+              <w:t xml:space="preserve">R12</w:t>
+            </w:r>
+          </w:p>
+        </w:tc>
+        <w:tc>
+          <w:tcPr>
+            <w:tcW w:type="dxa" w:w="1732"/>
+            <w:tcBorders>
+              <w:top w:val="single" w:color="D9D4C7" w:sz="4"/>
+              <w:left w:val="single" w:color="D9D4C7" w:sz="4"/>
+              <w:bottom w:val="single" w:color="D9D4C7" w:sz="4"/>
+              <w:right w:val="single" w:color="D9D4C7" w:sz="4"/>
+            </w:tcBorders>
+            <w:shd w:fill="F4F1EA" w:color="auto" w:val="clear"/>
+            <w:tcMar>
+              <w:top w:type="dxa" w:w="60"/>
+              <w:left w:type="dxa" w:w="100"/>
+              <w:bottom w:type="dxa" w:w="60"/>
+              <w:right w:type="dxa" w:w="100"/>
+            </w:tcMar>
+          </w:tcPr>
+          <w:p>
+            <w:pPr>
+              <w:spacing w:after="0"/>
+            </w:pPr>
+            <w:r>
+              <w:rPr>
+                <w:sz w:val="19"/>
+                <w:szCs w:val="19"/>
+              </w:rPr>
+              <w:t xml:space="preserve">Razgovor na klik (43, 44)</w:t>
+            </w:r>
+          </w:p>
+        </w:tc>
+        <w:tc>
+          <w:tcPr>
+            <w:tcW w:type="dxa" w:w="974"/>
+            <w:tcBorders>
+              <w:top w:val="single" w:color="D9D4C7" w:sz="4"/>
+              <w:left w:val="single" w:color="D9D4C7" w:sz="4"/>
+              <w:bottom w:val="single" w:color="D9D4C7" w:sz="4"/>
+              <w:right w:val="single" w:color="D9D4C7" w:sz="4"/>
+            </w:tcBorders>
+            <w:shd w:fill="F4F1EA" w:color="auto" w:val="clear"/>
+            <w:tcMar>
+              <w:top w:type="dxa" w:w="60"/>
+              <w:left w:type="dxa" w:w="100"/>
+              <w:bottom w:type="dxa" w:w="60"/>
+              <w:right w:type="dxa" w:w="100"/>
+            </w:tcMar>
+          </w:tcPr>
+          <w:p>
+            <w:pPr>
+              <w:spacing w:after="0"/>
+            </w:pPr>
+            <w:r>
+              <w:rPr>
+                <w:sz w:val="19"/>
+                <w:szCs w:val="19"/>
+              </w:rPr>
+              <w:t xml:space="preserve">klik na misiju → agent čita stanje + pamćenje + radove i piše prvi; „novo“ za nove radove; „Zadaj da čita…“ (rad, puni tekst arXiv, kartica, izvještaj, bilješka)</w:t>
+            </w:r>
+          </w:p>
+        </w:tc>
+        <w:tc>
+          <w:tcPr>
+            <w:tcW w:type="dxa" w:w="1407"/>
+            <w:tcBorders>
+              <w:top w:val="single" w:color="D9D4C7" w:sz="4"/>
+              <w:left w:val="single" w:color="D9D4C7" w:sz="4"/>
+              <w:bottom w:val="single" w:color="D9D4C7" w:sz="4"/>
+              <w:right w:val="single" w:color="D9D4C7" w:sz="4"/>
+            </w:tcBorders>
+            <w:shd w:fill="F4F1EA" w:color="auto" w:val="clear"/>
+            <w:tcMar>
+              <w:top w:type="dxa" w:w="60"/>
+              <w:left w:type="dxa" w:w="100"/>
+              <w:bottom w:type="dxa" w:w="60"/>
+              <w:right w:type="dxa" w:w="100"/>
+            </w:tcMar>
+          </w:tcPr>
+          <w:p>
+            <w:pPr>
+              <w:spacing w:after="0"/>
+            </w:pPr>
+            <w:r>
+              <w:rPr>
+                <w:sz w:val="19"/>
+                <w:szCs w:val="19"/>
+              </w:rPr>
+              <w:t xml:space="preserve">testovi sa lažnim modelom</w:t>
+            </w:r>
+          </w:p>
+        </w:tc>
+        <w:tc>
+          <w:tcPr>
+            <w:tcW w:type="dxa" w:w="4334"/>
+            <w:tcBorders>
+              <w:top w:val="single" w:color="D9D4C7" w:sz="4"/>
+              <w:left w:val="single" w:color="D9D4C7" w:sz="4"/>
+              <w:bottom w:val="single" w:color="D9D4C7" w:sz="4"/>
+              <w:right w:val="single" w:color="D9D4C7" w:sz="4"/>
+            </w:tcBorders>
+            <w:shd w:fill="F4F1EA" w:color="auto" w:val="clear"/>
+            <w:tcMar>
+              <w:top w:type="dxa" w:w="60"/>
+              <w:left w:type="dxa" w:w="100"/>
+              <w:bottom w:type="dxa" w:w="60"/>
+              <w:right w:type="dxa" w:w="100"/>
+            </w:tcMar>
+          </w:tcPr>
+          <w:p>
+            <w:pPr>
+              <w:spacing w:after="0"/>
+            </w:pPr>
+            <w:r>
+              <w:rPr>
+                <w:sz w:val="19"/>
+                <w:szCs w:val="19"/>
+              </w:rPr>
+              <w:t xml:space="preserve">1,5–2 h</w:t>
+            </w:r>
+          </w:p>
+        </w:tc>
+      </w:tr>
+      <w:tr>
+        <w:trPr>
+          <w:tblHeader w:val="off"/>
+        </w:trPr>
+        <w:tc>
+          <w:tcPr>
+            <w:tcW w:type="dxa" w:w="1191"/>
+            <w:tcBorders>
+              <w:top w:val="single" w:color="D9D4C7" w:sz="4"/>
+              <w:left w:val="single" w:color="D9D4C7" w:sz="4"/>
+              <w:bottom w:val="single" w:color="D9D4C7" w:sz="4"/>
+              <w:right w:val="single" w:color="D9D4C7" w:sz="4"/>
+            </w:tcBorders>
+            <w:tcMar>
+              <w:top w:type="dxa" w:w="60"/>
+              <w:left w:type="dxa" w:w="100"/>
+              <w:bottom w:type="dxa" w:w="60"/>
+              <w:right w:type="dxa" w:w="100"/>
+            </w:tcMar>
+          </w:tcPr>
+          <w:p>
+            <w:pPr>
+              <w:spacing w:after="0"/>
+            </w:pPr>
+            <w:r>
+              <w:rPr>
+                <w:sz w:val="19"/>
+                <w:szCs w:val="19"/>
+              </w:rPr>
+              <w:t xml:space="preserve">R13</w:t>
+            </w:r>
+          </w:p>
+        </w:tc>
+        <w:tc>
+          <w:tcPr>
+            <w:tcW w:type="dxa" w:w="1732"/>
+            <w:tcBorders>
+              <w:top w:val="single" w:color="D9D4C7" w:sz="4"/>
+              <w:left w:val="single" w:color="D9D4C7" w:sz="4"/>
+              <w:bottom w:val="single" w:color="D9D4C7" w:sz="4"/>
+              <w:right w:val="single" w:color="D9D4C7" w:sz="4"/>
+            </w:tcBorders>
+            <w:tcMar>
+              <w:top w:type="dxa" w:w="60"/>
+              <w:left w:type="dxa" w:w="100"/>
+              <w:bottom w:type="dxa" w:w="60"/>
+              <w:right w:type="dxa" w:w="100"/>
+            </w:tcMar>
+          </w:tcPr>
+          <w:p>
+            <w:pPr>
+              <w:spacing w:after="0"/>
+            </w:pPr>
+            <w:r>
+              <w:rPr>
+                <w:sz w:val="19"/>
+                <w:szCs w:val="19"/>
+              </w:rPr>
+              <w:t xml:space="preserve">Pamćenje misije (45, 46)</w:t>
+            </w:r>
+          </w:p>
+        </w:tc>
+        <w:tc>
+          <w:tcPr>
+            <w:tcW w:type="dxa" w:w="974"/>
+            <w:tcBorders>
+              <w:top w:val="single" w:color="D9D4C7" w:sz="4"/>
+              <w:left w:val="single" w:color="D9D4C7" w:sz="4"/>
+              <w:bottom w:val="single" w:color="D9D4C7" w:sz="4"/>
+              <w:right w:val="single" w:color="D9D4C7" w:sz="4"/>
+            </w:tcBorders>
+            <w:tcMar>
+              <w:top w:type="dxa" w:w="60"/>
+              <w:left w:type="dxa" w:w="100"/>
+              <w:bottom w:type="dxa" w:w="60"/>
+              <w:right w:type="dxa" w:w="100"/>
+            </w:tcMar>
+          </w:tcPr>
+          <w:p>
+            <w:pPr>
+              <w:spacing w:after="0"/>
+            </w:pPr>
+            <w:r>
+              <w:rPr>
+                <w:sz w:val="19"/>
+                <w:szCs w:val="19"/>
+              </w:rPr>
+              <w:t xml:space="preserve">na kraju sesije agent predlaže stavke (odlučeno, utvrđeno sa izvorom, otvoreno, sljedeći korak); kvačice / brisanje / dopuna → „Sačuvaj pamćenje“; bez odluke „nepregledano“; sljedeća sesija čita pamćenje, ne stari razgovor; pored „Gdje si stao“</w:t>
+            </w:r>
+          </w:p>
+        </w:tc>
+        <w:tc>
+          <w:tcPr>
+            <w:tcW w:type="dxa" w:w="1407"/>
+            <w:tcBorders>
+              <w:top w:val="single" w:color="D9D4C7" w:sz="4"/>
+              <w:left w:val="single" w:color="D9D4C7" w:sz="4"/>
+              <w:bottom w:val="single" w:color="D9D4C7" w:sz="4"/>
+              <w:right w:val="single" w:color="D9D4C7" w:sz="4"/>
+            </w:tcBorders>
+            <w:tcMar>
+              <w:top w:type="dxa" w:w="60"/>
+              <w:left w:type="dxa" w:w="100"/>
+              <w:bottom w:type="dxa" w:w="60"/>
+              <w:right w:type="dxa" w:w="100"/>
+            </w:tcMar>
+          </w:tcPr>
+          <w:p>
+            <w:pPr>
+              <w:spacing w:after="0"/>
+            </w:pPr>
+            <w:r>
+              <w:rPr>
+                <w:sz w:val="19"/>
+                <w:szCs w:val="19"/>
+              </w:rPr>
+              <w:t xml:space="preserve">testovi + snimak</w:t>
+            </w:r>
+          </w:p>
+        </w:tc>
+        <w:tc>
+          <w:tcPr>
+            <w:tcW w:type="dxa" w:w="4334"/>
+            <w:tcBorders>
+              <w:top w:val="single" w:color="D9D4C7" w:sz="4"/>
+              <w:left w:val="single" w:color="D9D4C7" w:sz="4"/>
+              <w:bottom w:val="single" w:color="D9D4C7" w:sz="4"/>
+              <w:right w:val="single" w:color="D9D4C7" w:sz="4"/>
+            </w:tcBorders>
+            <w:tcMar>
+              <w:top w:type="dxa" w:w="60"/>
+              <w:left w:type="dxa" w:w="100"/>
+              <w:bottom w:type="dxa" w:w="60"/>
+              <w:right w:type="dxa" w:w="100"/>
+            </w:tcMar>
+          </w:tcPr>
+          <w:p>
+            <w:pPr>
+              <w:spacing w:after="0"/>
+            </w:pPr>
+            <w:r>
+              <w:rPr>
+                <w:sz w:val="19"/>
+                <w:szCs w:val="19"/>
+              </w:rPr>
+              <w:t xml:space="preserve">2–3 h</w:t>
+            </w:r>
+          </w:p>
+        </w:tc>
+      </w:tr>
+      <w:tr>
+        <w:trPr>
+          <w:tblHeader w:val="off"/>
+        </w:trPr>
+        <w:tc>
+          <w:tcPr>
+            <w:tcW w:type="dxa" w:w="1191"/>
+            <w:tcBorders>
+              <w:top w:val="single" w:color="D9D4C7" w:sz="4"/>
+              <w:left w:val="single" w:color="D9D4C7" w:sz="4"/>
+              <w:bottom w:val="single" w:color="D9D4C7" w:sz="4"/>
+              <w:right w:val="single" w:color="D9D4C7" w:sz="4"/>
+            </w:tcBorders>
+            <w:shd w:fill="F4F1EA" w:color="auto" w:val="clear"/>
+            <w:tcMar>
+              <w:top w:type="dxa" w:w="60"/>
+              <w:left w:type="dxa" w:w="100"/>
+              <w:bottom w:type="dxa" w:w="60"/>
+              <w:right w:type="dxa" w:w="100"/>
+            </w:tcMar>
+          </w:tcPr>
+          <w:p>
+            <w:pPr>
+              <w:spacing w:after="0"/>
+            </w:pPr>
+            <w:r>
+              <w:rPr>
+                <w:sz w:val="19"/>
+                <w:szCs w:val="19"/>
+              </w:rPr>
+              <w:t xml:space="preserve">R14</w:t>
+            </w:r>
+          </w:p>
+        </w:tc>
+        <w:tc>
+          <w:tcPr>
+            <w:tcW w:type="dxa" w:w="1732"/>
+            <w:tcBorders>
+              <w:top w:val="single" w:color="D9D4C7" w:sz="4"/>
+              <w:left w:val="single" w:color="D9D4C7" w:sz="4"/>
+              <w:bottom w:val="single" w:color="D9D4C7" w:sz="4"/>
+              <w:right w:val="single" w:color="D9D4C7" w:sz="4"/>
+            </w:tcBorders>
+            <w:shd w:fill="F4F1EA" w:color="auto" w:val="clear"/>
+            <w:tcMar>
+              <w:top w:type="dxa" w:w="60"/>
+              <w:left w:type="dxa" w:w="100"/>
+              <w:bottom w:type="dxa" w:w="60"/>
+              <w:right w:type="dxa" w:w="100"/>
+            </w:tcMar>
+          </w:tcPr>
+          <w:p>
+            <w:pPr>
+              <w:spacing w:after="0"/>
+            </w:pPr>
+            <w:r>
+              <w:rPr>
+                <w:sz w:val="19"/>
+                <w:szCs w:val="19"/>
+              </w:rPr>
+              <w:t xml:space="preserve">Izdanje rc2 (49)</w:t>
+            </w:r>
+          </w:p>
+        </w:tc>
+        <w:tc>
+          <w:tcPr>
+            <w:tcW w:type="dxa" w:w="974"/>
+            <w:tcBorders>
+              <w:top w:val="single" w:color="D9D4C7" w:sz="4"/>
+              <w:left w:val="single" w:color="D9D4C7" w:sz="4"/>
+              <w:bottom w:val="single" w:color="D9D4C7" w:sz="4"/>
+              <w:right w:val="single" w:color="D9D4C7" w:sz="4"/>
+            </w:tcBorders>
+            <w:shd w:fill="F4F1EA" w:color="auto" w:val="clear"/>
+            <w:tcMar>
+              <w:top w:type="dxa" w:w="60"/>
+              <w:left w:type="dxa" w:w="100"/>
+              <w:bottom w:type="dxa" w:w="60"/>
+              <w:right w:type="dxa" w:w="100"/>
+            </w:tcMar>
+          </w:tcPr>
+          <w:p>
+            <w:pPr>
+              <w:spacing w:after="0"/>
+            </w:pPr>
+            <w:r>
+              <w:rPr>
+                <w:sz w:val="19"/>
+                <w:szCs w:val="19"/>
+              </w:rPr>
+              <w:t xml:space="preserve">svi testovi, PSE revizija, revizija jezika; paketi 0.3.0~rc2 (lični i javni), selftest iz oba; vodiči (SR/EN, md + docx, slike iz paketa) i vodič za živi test ažurirani; WORKLOG, ZA-ANDREJA; commitovi lokalno, push na odobrenje</w:t>
+            </w:r>
+          </w:p>
+        </w:tc>
+        <w:tc>
+          <w:tcPr>
+            <w:tcW w:type="dxa" w:w="1407"/>
+            <w:tcBorders>
+              <w:top w:val="single" w:color="D9D4C7" w:sz="4"/>
+              <w:left w:val="single" w:color="D9D4C7" w:sz="4"/>
+              <w:bottom w:val="single" w:color="D9D4C7" w:sz="4"/>
+              <w:right w:val="single" w:color="D9D4C7" w:sz="4"/>
+            </w:tcBorders>
+            <w:shd w:fill="F4F1EA" w:color="auto" w:val="clear"/>
+            <w:tcMar>
+              <w:top w:type="dxa" w:w="60"/>
+              <w:left w:type="dxa" w:w="100"/>
+              <w:bottom w:type="dxa" w:w="60"/>
+              <w:right w:type="dxa" w:w="100"/>
+            </w:tcMar>
+          </w:tcPr>
+          <w:p>
+            <w:pPr>
+              <w:spacing w:after="0"/>
+            </w:pPr>
+            <w:r>
+              <w:rPr>
+                <w:sz w:val="19"/>
+                <w:szCs w:val="19"/>
+              </w:rPr>
+              <w:t xml:space="preserve">sve zeleno</w:t>
+            </w:r>
+          </w:p>
+        </w:tc>
+        <w:tc>
+          <w:tcPr>
+            <w:tcW w:type="dxa" w:w="4334"/>
+            <w:tcBorders>
+              <w:top w:val="single" w:color="D9D4C7" w:sz="4"/>
+              <w:left w:val="single" w:color="D9D4C7" w:sz="4"/>
+              <w:bottom w:val="single" w:color="D9D4C7" w:sz="4"/>
+              <w:right w:val="single" w:color="D9D4C7" w:sz="4"/>
+            </w:tcBorders>
+            <w:shd w:fill="F4F1EA" w:color="auto" w:val="clear"/>
+            <w:tcMar>
+              <w:top w:type="dxa" w:w="60"/>
+              <w:left w:type="dxa" w:w="100"/>
+              <w:bottom w:type="dxa" w:w="60"/>
+              <w:right w:type="dxa" w:w="100"/>
+            </w:tcMar>
+          </w:tcPr>
+          <w:p>
+            <w:pPr>
+              <w:spacing w:after="0"/>
+            </w:pPr>
+            <w:r>
+              <w:rPr>
+                <w:sz w:val="19"/>
+                <w:szCs w:val="19"/>
+              </w:rPr>
+              <w:t xml:space="preserve">2–3 h</w:t>
+            </w:r>
+          </w:p>
+        </w:tc>
+      </w:tr>
+    </w:tbl>
+    <w:p>
+      <w:pPr>
+        <w:spacing w:after="120"/>
+      </w:pPr>
+    </w:p>
+    <w:p>
+      <w:pPr>
+        <w:spacing w:after="100"/>
+        <w:ind w:left="0"/>
+      </w:pPr>
+      <w:r>
+        <w:t xml:space="preserve">Ukupno oko 11–15,5 h.</w:t>
       </w:r>
     </w:p>
     <w:sectPr>

--- a/PSE Riemann — PLAN PSE AGENTI.docx
+++ b/PSE Riemann — PLAN PSE AGENTI.docx
@@ -5071,6 +5071,62 @@
       </w:pPr>
       <w:r>
         <w:t xml:space="preserve">Ukupno oko 11–15,5 h.</w:t>
+      </w:r>
+    </w:p>
+    <w:p>
+      <w:pPr>
+        <w:spacing w:after="100"/>
+        <w:ind w:left="0"/>
+      </w:pPr>
+      <w:r>
+        <w:rPr>
+          <w:b/>
+          <w:bCs/>
+        </w:rPr>
+        <w:t xml:space="preserve">Stanje (2026-10-27, noć):</w:t>
+      </w:r>
+      <w:r>
+        <w:t xml:space="preserve"> R9–R14 urađeni — </w:t>
+      </w:r>
+      <w:r>
+        <w:rPr>
+          <w:rFonts w:ascii="Consolas" w:cs="Consolas" w:eastAsia="Consolas" w:hAnsi="Consolas"/>
+          <w:color w:val="6B4A12"/>
+        </w:rPr>
+        <w:t xml:space="preserve">7bc0a4d</w:t>
+      </w:r>
+      <w:r>
+        <w:t xml:space="preserve"> (R9), </w:t>
+      </w:r>
+      <w:r>
+        <w:rPr>
+          <w:rFonts w:ascii="Consolas" w:cs="Consolas" w:eastAsia="Consolas" w:hAnsi="Consolas"/>
+          <w:color w:val="6B4A12"/>
+        </w:rPr>
+        <w:t xml:space="preserve">c1ab293</w:t>
+      </w:r>
+      <w:r>
+        <w:t xml:space="preserve"> (R10), </w:t>
+      </w:r>
+      <w:r>
+        <w:rPr>
+          <w:rFonts w:ascii="Consolas" w:cs="Consolas" w:eastAsia="Consolas" w:hAnsi="Consolas"/>
+          <w:color w:val="6B4A12"/>
+        </w:rPr>
+        <w:t xml:space="preserve">0b9960d</w:t>
+      </w:r>
+      <w:r>
+        <w:t xml:space="preserve"> (R11–R13), zatim izdanje R14. pytest 369/369, selftest iz oba paketa 0.3.0~rc2: SVE PROLAZI. Čeka Andreja: push, živi test rc2, „spoji u main“ (</w:t>
+      </w:r>
+      <w:r>
+        <w:rPr>
+          <w:rFonts w:ascii="Consolas" w:cs="Consolas" w:eastAsia="Consolas" w:hAnsi="Consolas"/>
+          <w:color w:val="6B4A12"/>
+        </w:rPr>
+        <w:t xml:space="preserve">docs/ZA-ANDREJA.md</w:t>
+      </w:r>
+      <w:r>
+        <w:t xml:space="preserve">).</w:t>
       </w:r>
     </w:p>
     <w:sectPr>

--- a/PSE Riemann — PLAN PSE AGENTI.docx
+++ b/PSE Riemann — PLAN PSE AGENTI.docx
@@ -5128,6 +5128,901 @@
       <w:r>
         <w:t xml:space="preserve">).</w:t>
       </w:r>
+    </w:p>
+    <w:p>
+      <w:pPr>
+        <w:pStyle w:val="Heading1"/>
+      </w:pPr>
+      <w:r>
+        <w:t xml:space="preserve">Četvrta runda (2026-10-29, dogovor pravila 50–57): plan za 0.3.0~rc7</w:t>
+      </w:r>
+    </w:p>
+    <w:tbl>
+      <w:tblPr>
+        <w:tblW w:type="dxa" w:w="9638"/>
+        <w:tblBorders>
+          <w:top w:val="single" w:color="auto" w:sz="4"/>
+          <w:left w:val="single" w:color="auto" w:sz="4"/>
+          <w:bottom w:val="single" w:color="auto" w:sz="4"/>
+          <w:right w:val="single" w:color="auto" w:sz="4"/>
+          <w:insideH w:val="single" w:color="auto" w:sz="4"/>
+          <w:insideV w:val="single" w:color="auto" w:sz="4"/>
+        </w:tblBorders>
+      </w:tblPr>
+      <w:tblGrid>
+        <w:gridCol w:w="1191"/>
+        <w:gridCol w:w="1732"/>
+        <w:gridCol w:w="974"/>
+        <w:gridCol w:w="1407"/>
+        <w:gridCol w:w="4334"/>
+      </w:tblGrid>
+      <w:tr>
+        <w:trPr>
+          <w:tblHeader/>
+        </w:trPr>
+        <w:tc>
+          <w:tcPr>
+            <w:tcW w:type="dxa" w:w="1191"/>
+            <w:tcBorders>
+              <w:top w:val="single" w:color="D9D4C7" w:sz="4"/>
+              <w:left w:val="single" w:color="D9D4C7" w:sz="4"/>
+              <w:bottom w:val="single" w:color="D9D4C7" w:sz="4"/>
+              <w:right w:val="single" w:color="D9D4C7" w:sz="4"/>
+            </w:tcBorders>
+            <w:shd w:fill="1F2430" w:color="auto" w:val="clear"/>
+            <w:tcMar>
+              <w:top w:type="dxa" w:w="60"/>
+              <w:left w:type="dxa" w:w="100"/>
+              <w:bottom w:type="dxa" w:w="60"/>
+              <w:right w:type="dxa" w:w="100"/>
+            </w:tcMar>
+          </w:tcPr>
+          <w:p>
+            <w:pPr>
+              <w:spacing w:after="0"/>
+            </w:pPr>
+            <w:r>
+              <w:rPr>
+                <w:b/>
+                <w:bCs/>
+                <w:color w:val="FFFFFF"/>
+                <w:sz w:val="19"/>
+                <w:szCs w:val="19"/>
+              </w:rPr>
+              <w:t xml:space="preserve">#</w:t>
+            </w:r>
+          </w:p>
+        </w:tc>
+        <w:tc>
+          <w:tcPr>
+            <w:tcW w:type="dxa" w:w="1732"/>
+            <w:tcBorders>
+              <w:top w:val="single" w:color="D9D4C7" w:sz="4"/>
+              <w:left w:val="single" w:color="D9D4C7" w:sz="4"/>
+              <w:bottom w:val="single" w:color="D9D4C7" w:sz="4"/>
+              <w:right w:val="single" w:color="D9D4C7" w:sz="4"/>
+            </w:tcBorders>
+            <w:shd w:fill="1F2430" w:color="auto" w:val="clear"/>
+            <w:tcMar>
+              <w:top w:type="dxa" w:w="60"/>
+              <w:left w:type="dxa" w:w="100"/>
+              <w:bottom w:type="dxa" w:w="60"/>
+              <w:right w:type="dxa" w:w="100"/>
+            </w:tcMar>
+          </w:tcPr>
+          <w:p>
+            <w:pPr>
+              <w:spacing w:after="0"/>
+            </w:pPr>
+            <w:r>
+              <w:rPr>
+                <w:b/>
+                <w:bCs/>
+                <w:color w:val="FFFFFF"/>
+                <w:sz w:val="19"/>
+                <w:szCs w:val="19"/>
+              </w:rPr>
+              <w:t xml:space="preserve">Korak</w:t>
+            </w:r>
+          </w:p>
+        </w:tc>
+        <w:tc>
+          <w:tcPr>
+            <w:tcW w:type="dxa" w:w="974"/>
+            <w:tcBorders>
+              <w:top w:val="single" w:color="D9D4C7" w:sz="4"/>
+              <w:left w:val="single" w:color="D9D4C7" w:sz="4"/>
+              <w:bottom w:val="single" w:color="D9D4C7" w:sz="4"/>
+              <w:right w:val="single" w:color="D9D4C7" w:sz="4"/>
+            </w:tcBorders>
+            <w:shd w:fill="1F2430" w:color="auto" w:val="clear"/>
+            <w:tcMar>
+              <w:top w:type="dxa" w:w="60"/>
+              <w:left w:type="dxa" w:w="100"/>
+              <w:bottom w:type="dxa" w:w="60"/>
+              <w:right w:type="dxa" w:w="100"/>
+            </w:tcMar>
+          </w:tcPr>
+          <w:p>
+            <w:pPr>
+              <w:spacing w:after="0"/>
+            </w:pPr>
+            <w:r>
+              <w:rPr>
+                <w:b/>
+                <w:bCs/>
+                <w:color w:val="FFFFFF"/>
+                <w:sz w:val="19"/>
+                <w:szCs w:val="19"/>
+              </w:rPr>
+              <w:t xml:space="preserve">Šta</w:t>
+            </w:r>
+          </w:p>
+        </w:tc>
+        <w:tc>
+          <w:tcPr>
+            <w:tcW w:type="dxa" w:w="1407"/>
+            <w:tcBorders>
+              <w:top w:val="single" w:color="D9D4C7" w:sz="4"/>
+              <w:left w:val="single" w:color="D9D4C7" w:sz="4"/>
+              <w:bottom w:val="single" w:color="D9D4C7" w:sz="4"/>
+              <w:right w:val="single" w:color="D9D4C7" w:sz="4"/>
+            </w:tcBorders>
+            <w:shd w:fill="1F2430" w:color="auto" w:val="clear"/>
+            <w:tcMar>
+              <w:top w:type="dxa" w:w="60"/>
+              <w:left w:type="dxa" w:w="100"/>
+              <w:bottom w:type="dxa" w:w="60"/>
+              <w:right w:type="dxa" w:w="100"/>
+            </w:tcMar>
+          </w:tcPr>
+          <w:p>
+            <w:pPr>
+              <w:spacing w:after="0"/>
+            </w:pPr>
+            <w:r>
+              <w:rPr>
+                <w:b/>
+                <w:bCs/>
+                <w:color w:val="FFFFFF"/>
+                <w:sz w:val="19"/>
+                <w:szCs w:val="19"/>
+              </w:rPr>
+              <w:t xml:space="preserve">Provjera</w:t>
+            </w:r>
+          </w:p>
+        </w:tc>
+        <w:tc>
+          <w:tcPr>
+            <w:tcW w:type="dxa" w:w="4334"/>
+            <w:tcBorders>
+              <w:top w:val="single" w:color="D9D4C7" w:sz="4"/>
+              <w:left w:val="single" w:color="D9D4C7" w:sz="4"/>
+              <w:bottom w:val="single" w:color="D9D4C7" w:sz="4"/>
+              <w:right w:val="single" w:color="D9D4C7" w:sz="4"/>
+            </w:tcBorders>
+            <w:shd w:fill="1F2430" w:color="auto" w:val="clear"/>
+            <w:tcMar>
+              <w:top w:type="dxa" w:w="60"/>
+              <w:left w:type="dxa" w:w="100"/>
+              <w:bottom w:type="dxa" w:w="60"/>
+              <w:right w:type="dxa" w:w="100"/>
+            </w:tcMar>
+          </w:tcPr>
+          <w:p>
+            <w:pPr>
+              <w:spacing w:after="0"/>
+            </w:pPr>
+            <w:r>
+              <w:rPr>
+                <w:b/>
+                <w:bCs/>
+                <w:color w:val="FFFFFF"/>
+                <w:sz w:val="19"/>
+                <w:szCs w:val="19"/>
+              </w:rPr>
+              <w:t xml:space="preserve">Stanje</w:t>
+            </w:r>
+          </w:p>
+        </w:tc>
+      </w:tr>
+      <w:tr>
+        <w:trPr>
+          <w:tblHeader w:val="off"/>
+        </w:trPr>
+        <w:tc>
+          <w:tcPr>
+            <w:tcW w:type="dxa" w:w="1191"/>
+            <w:tcBorders>
+              <w:top w:val="single" w:color="D9D4C7" w:sz="4"/>
+              <w:left w:val="single" w:color="D9D4C7" w:sz="4"/>
+              <w:bottom w:val="single" w:color="D9D4C7" w:sz="4"/>
+              <w:right w:val="single" w:color="D9D4C7" w:sz="4"/>
+            </w:tcBorders>
+            <w:tcMar>
+              <w:top w:type="dxa" w:w="60"/>
+              <w:left w:type="dxa" w:w="100"/>
+              <w:bottom w:type="dxa" w:w="60"/>
+              <w:right w:type="dxa" w:w="100"/>
+            </w:tcMar>
+          </w:tcPr>
+          <w:p>
+            <w:pPr>
+              <w:spacing w:after="0"/>
+            </w:pPr>
+            <w:r>
+              <w:rPr>
+                <w:sz w:val="19"/>
+                <w:szCs w:val="19"/>
+              </w:rPr>
+              <w:t xml:space="preserve">R15</w:t>
+            </w:r>
+          </w:p>
+        </w:tc>
+        <w:tc>
+          <w:tcPr>
+            <w:tcW w:type="dxa" w:w="1732"/>
+            <w:tcBorders>
+              <w:top w:val="single" w:color="D9D4C7" w:sz="4"/>
+              <w:left w:val="single" w:color="D9D4C7" w:sz="4"/>
+              <w:bottom w:val="single" w:color="D9D4C7" w:sz="4"/>
+              <w:right w:val="single" w:color="D9D4C7" w:sz="4"/>
+            </w:tcBorders>
+            <w:tcMar>
+              <w:top w:type="dxa" w:w="60"/>
+              <w:left w:type="dxa" w:w="100"/>
+              <w:bottom w:type="dxa" w:w="60"/>
+              <w:right w:type="dxa" w:w="100"/>
+            </w:tcMar>
+          </w:tcPr>
+          <w:p>
+            <w:pPr>
+              <w:spacing w:after="0"/>
+            </w:pPr>
+            <w:r>
+              <w:rPr>
+                <w:sz w:val="19"/>
+                <w:szCs w:val="19"/>
+              </w:rPr>
+              <w:t xml:space="preserve">Atraktori (50–53)</w:t>
+            </w:r>
+          </w:p>
+        </w:tc>
+        <w:tc>
+          <w:tcPr>
+            <w:tcW w:type="dxa" w:w="974"/>
+            <w:tcBorders>
+              <w:top w:val="single" w:color="D9D4C7" w:sz="4"/>
+              <w:left w:val="single" w:color="D9D4C7" w:sz="4"/>
+              <w:bottom w:val="single" w:color="D9D4C7" w:sz="4"/>
+              <w:right w:val="single" w:color="D9D4C7" w:sz="4"/>
+            </w:tcBorders>
+            <w:tcMar>
+              <w:top w:type="dxa" w:w="60"/>
+              <w:left w:type="dxa" w:w="100"/>
+              <w:bottom w:type="dxa" w:w="60"/>
+              <w:right w:type="dxa" w:w="100"/>
+            </w:tcMar>
+          </w:tcPr>
+          <w:p>
+            <w:pPr>
+              <w:spacing w:after="0"/>
+            </w:pPr>
+            <w:r>
+              <w:rPr>
+                <w:rFonts w:ascii="Consolas" w:cs="Consolas" w:eastAsia="Consolas" w:hAnsi="Consolas"/>
+                <w:color w:val="6B4A12"/>
+                <w:sz w:val="19"/>
+                <w:szCs w:val="19"/>
+              </w:rPr>
+              <w:t xml:space="preserve">pse/swing.py</w:t>
+            </w:r>
+            <w:r>
+              <w:rPr>
+                <w:sz w:val="19"/>
+                <w:szCs w:val="19"/>
+              </w:rPr>
+              <w:t xml:space="preserve">: okreti (plato se spaja), ovojnica zamaha, </w:t>
+            </w:r>
+            <w:r>
+              <w:rPr>
+                <w:rFonts w:ascii="Consolas" w:cs="Consolas" w:eastAsia="Consolas" w:hAnsi="Consolas"/>
+                <w:color w:val="6B4A12"/>
+                <w:sz w:val="19"/>
+                <w:szCs w:val="19"/>
+              </w:rPr>
+              <w:t xml:space="preserve">tendency()</w:t>
+            </w:r>
+            <w:r>
+              <w:rPr>
+                <w:sz w:val="19"/>
+                <w:szCs w:val="19"/>
+              </w:rPr>
+              <w:t xml:space="preserve">, borderline traži ≥ 2 okreta i ≥ 10 poteza; </w:t>
+            </w:r>
+            <w:r>
+              <w:rPr>
+                <w:rFonts w:ascii="Consolas" w:cs="Consolas" w:eastAsia="Consolas" w:hAnsi="Consolas"/>
+                <w:color w:val="6B4A12"/>
+                <w:sz w:val="19"/>
+                <w:szCs w:val="19"/>
+              </w:rPr>
+              <w:t xml:space="preserve">pse_registry</w:t>
+            </w:r>
+            <w:r>
+              <w:rPr>
+                <w:sz w:val="19"/>
+                <w:szCs w:val="19"/>
+              </w:rPr>
+              <w:t xml:space="preserve">: niz za atraktore samo iz poteza sa AI čitačem, „?“ za poteze samo pravila, „teži ka“ u Doktorovom dnevniku; Laboratorija prikazuje osnovu i tendenciju</w:t>
+            </w:r>
+          </w:p>
+        </w:tc>
+        <w:tc>
+          <w:tcPr>
+            <w:tcW w:type="dxa" w:w="1407"/>
+            <w:tcBorders>
+              <w:top w:val="single" w:color="D9D4C7" w:sz="4"/>
+              <w:left w:val="single" w:color="D9D4C7" w:sz="4"/>
+              <w:bottom w:val="single" w:color="D9D4C7" w:sz="4"/>
+              <w:right w:val="single" w:color="D9D4C7" w:sz="4"/>
+            </w:tcBorders>
+            <w:tcMar>
+              <w:top w:type="dxa" w:w="60"/>
+              <w:left w:type="dxa" w:w="100"/>
+              <w:bottom w:type="dxa" w:w="60"/>
+              <w:right w:type="dxa" w:w="100"/>
+            </w:tcMar>
+          </w:tcPr>
+          <w:p>
+            <w:pPr>
+              <w:spacing w:after="0"/>
+            </w:pPr>
+            <w:r>
+              <w:rPr>
+                <w:sz w:val="19"/>
+                <w:szCs w:val="19"/>
+              </w:rPr>
+              <w:t xml:space="preserve">testovi (11), kopija pravog vaulta: voice#1 → zdrav</w:t>
+            </w:r>
+          </w:p>
+        </w:tc>
+        <w:tc>
+          <w:tcPr>
+            <w:tcW w:type="dxa" w:w="4334"/>
+            <w:tcBorders>
+              <w:top w:val="single" w:color="D9D4C7" w:sz="4"/>
+              <w:left w:val="single" w:color="D9D4C7" w:sz="4"/>
+              <w:bottom w:val="single" w:color="D9D4C7" w:sz="4"/>
+              <w:right w:val="single" w:color="D9D4C7" w:sz="4"/>
+            </w:tcBorders>
+            <w:tcMar>
+              <w:top w:type="dxa" w:w="60"/>
+              <w:left w:type="dxa" w:w="100"/>
+              <w:bottom w:type="dxa" w:w="60"/>
+              <w:right w:type="dxa" w:w="100"/>
+            </w:tcMar>
+          </w:tcPr>
+          <w:p>
+            <w:pPr>
+              <w:spacing w:after="0"/>
+            </w:pPr>
+            <w:r>
+              <w:rPr>
+                <w:sz w:val="19"/>
+                <w:szCs w:val="19"/>
+              </w:rPr>
+              <w:t xml:space="preserve">✅</w:t>
+            </w:r>
+          </w:p>
+        </w:tc>
+      </w:tr>
+      <w:tr>
+        <w:trPr>
+          <w:tblHeader w:val="off"/>
+        </w:trPr>
+        <w:tc>
+          <w:tcPr>
+            <w:tcW w:type="dxa" w:w="1191"/>
+            <w:tcBorders>
+              <w:top w:val="single" w:color="D9D4C7" w:sz="4"/>
+              <w:left w:val="single" w:color="D9D4C7" w:sz="4"/>
+              <w:bottom w:val="single" w:color="D9D4C7" w:sz="4"/>
+              <w:right w:val="single" w:color="D9D4C7" w:sz="4"/>
+            </w:tcBorders>
+            <w:shd w:fill="F4F1EA" w:color="auto" w:val="clear"/>
+            <w:tcMar>
+              <w:top w:type="dxa" w:w="60"/>
+              <w:left w:type="dxa" w:w="100"/>
+              <w:bottom w:type="dxa" w:w="60"/>
+              <w:right w:type="dxa" w:w="100"/>
+            </w:tcMar>
+          </w:tcPr>
+          <w:p>
+            <w:pPr>
+              <w:spacing w:after="0"/>
+            </w:pPr>
+            <w:r>
+              <w:rPr>
+                <w:sz w:val="19"/>
+                <w:szCs w:val="19"/>
+              </w:rPr>
+              <w:t xml:space="preserve">R16</w:t>
+            </w:r>
+          </w:p>
+        </w:tc>
+        <w:tc>
+          <w:tcPr>
+            <w:tcW w:type="dxa" w:w="1732"/>
+            <w:tcBorders>
+              <w:top w:val="single" w:color="D9D4C7" w:sz="4"/>
+              <w:left w:val="single" w:color="D9D4C7" w:sz="4"/>
+              <w:bottom w:val="single" w:color="D9D4C7" w:sz="4"/>
+              <w:right w:val="single" w:color="D9D4C7" w:sz="4"/>
+            </w:tcBorders>
+            <w:shd w:fill="F4F1EA" w:color="auto" w:val="clear"/>
+            <w:tcMar>
+              <w:top w:type="dxa" w:w="60"/>
+              <w:left w:type="dxa" w:w="100"/>
+              <w:bottom w:type="dxa" w:w="60"/>
+              <w:right w:type="dxa" w:w="100"/>
+            </w:tcMar>
+          </w:tcPr>
+          <w:p>
+            <w:pPr>
+              <w:spacing w:after="0"/>
+            </w:pPr>
+            <w:r>
+              <w:rPr>
+                <w:sz w:val="19"/>
+                <w:szCs w:val="19"/>
+              </w:rPr>
+              <w:t xml:space="preserve">Ponovni pregled (54)</w:t>
+            </w:r>
+          </w:p>
+        </w:tc>
+        <w:tc>
+          <w:tcPr>
+            <w:tcW w:type="dxa" w:w="974"/>
+            <w:tcBorders>
+              <w:top w:val="single" w:color="D9D4C7" w:sz="4"/>
+              <w:left w:val="single" w:color="D9D4C7" w:sz="4"/>
+              <w:bottom w:val="single" w:color="D9D4C7" w:sz="4"/>
+              <w:right w:val="single" w:color="D9D4C7" w:sz="4"/>
+            </w:tcBorders>
+            <w:shd w:fill="F4F1EA" w:color="auto" w:val="clear"/>
+            <w:tcMar>
+              <w:top w:type="dxa" w:w="60"/>
+              <w:left w:type="dxa" w:w="100"/>
+              <w:bottom w:type="dxa" w:w="60"/>
+              <w:right w:type="dxa" w:w="100"/>
+            </w:tcMar>
+          </w:tcPr>
+          <w:p>
+            <w:pPr>
+              <w:spacing w:after="0"/>
+            </w:pPr>
+            <w:r>
+              <w:rPr>
+                <w:rFonts w:ascii="Consolas" w:cs="Consolas" w:eastAsia="Consolas" w:hAnsi="Consolas"/>
+                <w:color w:val="6B4A12"/>
+                <w:sz w:val="19"/>
+                <w:szCs w:val="19"/>
+              </w:rPr>
+              <w:t xml:space="preserve">review_open_measures()</w:t>
+            </w:r>
+            <w:r>
+              <w:rPr>
+                <w:sz w:val="19"/>
+                <w:szCs w:val="19"/>
+              </w:rPr>
+              <w:t xml:space="preserve"> pri pokretanju, stavka </w:t>
+            </w:r>
+            <w:r>
+              <w:rPr>
+                <w:rFonts w:ascii="Consolas" w:cs="Consolas" w:eastAsia="Consolas" w:hAnsi="Consolas"/>
+                <w:color w:val="6B4A12"/>
+                <w:sz w:val="19"/>
+                <w:szCs w:val="19"/>
+              </w:rPr>
+              <w:t xml:space="preserve">doctor-review</w:t>
+            </w:r>
+            <w:r>
+              <w:rPr>
+                <w:sz w:val="19"/>
+                <w:szCs w:val="19"/>
+              </w:rPr>
+              <w:t xml:space="preserve">, odluka operatera</w:t>
+            </w:r>
+          </w:p>
+        </w:tc>
+        <w:tc>
+          <w:tcPr>
+            <w:tcW w:type="dxa" w:w="1407"/>
+            <w:tcBorders>
+              <w:top w:val="single" w:color="D9D4C7" w:sz="4"/>
+              <w:left w:val="single" w:color="D9D4C7" w:sz="4"/>
+              <w:bottom w:val="single" w:color="D9D4C7" w:sz="4"/>
+              <w:right w:val="single" w:color="D9D4C7" w:sz="4"/>
+            </w:tcBorders>
+            <w:shd w:fill="F4F1EA" w:color="auto" w:val="clear"/>
+            <w:tcMar>
+              <w:top w:type="dxa" w:w="60"/>
+              <w:left w:type="dxa" w:w="100"/>
+              <w:bottom w:type="dxa" w:w="60"/>
+              <w:right w:type="dxa" w:w="100"/>
+            </w:tcMar>
+          </w:tcPr>
+          <w:p>
+            <w:pPr>
+              <w:spacing w:after="0"/>
+            </w:pPr>
+            <w:r>
+              <w:rPr>
+                <w:sz w:val="19"/>
+                <w:szCs w:val="19"/>
+              </w:rPr>
+              <w:t xml:space="preserve">testovi; na kopiji vaulta stavka za voice#1</w:t>
+            </w:r>
+          </w:p>
+        </w:tc>
+        <w:tc>
+          <w:tcPr>
+            <w:tcW w:type="dxa" w:w="4334"/>
+            <w:tcBorders>
+              <w:top w:val="single" w:color="D9D4C7" w:sz="4"/>
+              <w:left w:val="single" w:color="D9D4C7" w:sz="4"/>
+              <w:bottom w:val="single" w:color="D9D4C7" w:sz="4"/>
+              <w:right w:val="single" w:color="D9D4C7" w:sz="4"/>
+            </w:tcBorders>
+            <w:shd w:fill="F4F1EA" w:color="auto" w:val="clear"/>
+            <w:tcMar>
+              <w:top w:type="dxa" w:w="60"/>
+              <w:left w:type="dxa" w:w="100"/>
+              <w:bottom w:type="dxa" w:w="60"/>
+              <w:right w:type="dxa" w:w="100"/>
+            </w:tcMar>
+          </w:tcPr>
+          <w:p>
+            <w:pPr>
+              <w:spacing w:after="0"/>
+            </w:pPr>
+            <w:r>
+              <w:rPr>
+                <w:sz w:val="19"/>
+                <w:szCs w:val="19"/>
+              </w:rPr>
+              <w:t xml:space="preserve">✅</w:t>
+            </w:r>
+          </w:p>
+        </w:tc>
+      </w:tr>
+      <w:tr>
+        <w:trPr>
+          <w:tblHeader w:val="off"/>
+        </w:trPr>
+        <w:tc>
+          <w:tcPr>
+            <w:tcW w:type="dxa" w:w="1191"/>
+            <w:tcBorders>
+              <w:top w:val="single" w:color="D9D4C7" w:sz="4"/>
+              <w:left w:val="single" w:color="D9D4C7" w:sz="4"/>
+              <w:bottom w:val="single" w:color="D9D4C7" w:sz="4"/>
+              <w:right w:val="single" w:color="D9D4C7" w:sz="4"/>
+            </w:tcBorders>
+            <w:tcMar>
+              <w:top w:type="dxa" w:w="60"/>
+              <w:left w:type="dxa" w:w="100"/>
+              <w:bottom w:type="dxa" w:w="60"/>
+              <w:right w:type="dxa" w:w="100"/>
+            </w:tcMar>
+          </w:tcPr>
+          <w:p>
+            <w:pPr>
+              <w:spacing w:after="0"/>
+            </w:pPr>
+            <w:r>
+              <w:rPr>
+                <w:sz w:val="19"/>
+                <w:szCs w:val="19"/>
+              </w:rPr>
+              <w:t xml:space="preserve">R17</w:t>
+            </w:r>
+          </w:p>
+        </w:tc>
+        <w:tc>
+          <w:tcPr>
+            <w:tcW w:type="dxa" w:w="1732"/>
+            <w:tcBorders>
+              <w:top w:val="single" w:color="D9D4C7" w:sz="4"/>
+              <w:left w:val="single" w:color="D9D4C7" w:sz="4"/>
+              <w:bottom w:val="single" w:color="D9D4C7" w:sz="4"/>
+              <w:right w:val="single" w:color="D9D4C7" w:sz="4"/>
+            </w:tcBorders>
+            <w:tcMar>
+              <w:top w:type="dxa" w:w="60"/>
+              <w:left w:type="dxa" w:w="100"/>
+              <w:bottom w:type="dxa" w:w="60"/>
+              <w:right w:type="dxa" w:w="100"/>
+            </w:tcMar>
+          </w:tcPr>
+          <w:p>
+            <w:pPr>
+              <w:spacing w:after="0"/>
+            </w:pPr>
+            <w:r>
+              <w:rPr>
+                <w:sz w:val="19"/>
+                <w:szCs w:val="19"/>
+              </w:rPr>
+              <w:t xml:space="preserve">TLS pinovi (56)</w:t>
+            </w:r>
+          </w:p>
+        </w:tc>
+        <w:tc>
+          <w:tcPr>
+            <w:tcW w:type="dxa" w:w="974"/>
+            <w:tcBorders>
+              <w:top w:val="single" w:color="D9D4C7" w:sz="4"/>
+              <w:left w:val="single" w:color="D9D4C7" w:sz="4"/>
+              <w:bottom w:val="single" w:color="D9D4C7" w:sz="4"/>
+              <w:right w:val="single" w:color="D9D4C7" w:sz="4"/>
+            </w:tcBorders>
+            <w:tcMar>
+              <w:top w:type="dxa" w:w="60"/>
+              <w:left w:type="dxa" w:w="100"/>
+              <w:bottom w:type="dxa" w:w="60"/>
+              <w:right w:type="dxa" w:w="100"/>
+            </w:tcMar>
+          </w:tcPr>
+          <w:p>
+            <w:pPr>
+              <w:spacing w:after="0"/>
+            </w:pPr>
+            <w:r>
+              <w:rPr>
+                <w:sz w:val="19"/>
+                <w:szCs w:val="19"/>
+              </w:rPr>
+              <w:t xml:space="preserve">obavještenje, </w:t>
+            </w:r>
+            <w:r>
+              <w:rPr>
+                <w:rFonts w:ascii="Consolas" w:cs="Consolas" w:eastAsia="Consolas" w:hAnsi="Consolas"/>
+                <w:color w:val="6B4A12"/>
+                <w:sz w:val="19"/>
+                <w:szCs w:val="19"/>
+              </w:rPr>
+              <w:t xml:space="preserve">tls.rescan()</w:t>
+            </w:r>
+            <w:r>
+              <w:rPr>
+                <w:sz w:val="19"/>
+                <w:szCs w:val="19"/>
+              </w:rPr>
+              <w:t xml:space="preserve">, meni + Guardian tab</w:t>
+            </w:r>
+          </w:p>
+        </w:tc>
+        <w:tc>
+          <w:tcPr>
+            <w:tcW w:type="dxa" w:w="1407"/>
+            <w:tcBorders>
+              <w:top w:val="single" w:color="D9D4C7" w:sz="4"/>
+              <w:left w:val="single" w:color="D9D4C7" w:sz="4"/>
+              <w:bottom w:val="single" w:color="D9D4C7" w:sz="4"/>
+              <w:right w:val="single" w:color="D9D4C7" w:sz="4"/>
+            </w:tcBorders>
+            <w:tcMar>
+              <w:top w:type="dxa" w:w="60"/>
+              <w:left w:type="dxa" w:w="100"/>
+              <w:bottom w:type="dxa" w:w="60"/>
+              <w:right w:type="dxa" w:w="100"/>
+            </w:tcMar>
+          </w:tcPr>
+          <w:p>
+            <w:pPr>
+              <w:spacing w:after="0"/>
+            </w:pPr>
+            <w:r>
+              <w:rPr>
+                <w:sz w:val="19"/>
+                <w:szCs w:val="19"/>
+              </w:rPr>
+              <w:t xml:space="preserve">testovi (4), snimak</w:t>
+            </w:r>
+          </w:p>
+        </w:tc>
+        <w:tc>
+          <w:tcPr>
+            <w:tcW w:type="dxa" w:w="4334"/>
+            <w:tcBorders>
+              <w:top w:val="single" w:color="D9D4C7" w:sz="4"/>
+              <w:left w:val="single" w:color="D9D4C7" w:sz="4"/>
+              <w:bottom w:val="single" w:color="D9D4C7" w:sz="4"/>
+              <w:right w:val="single" w:color="D9D4C7" w:sz="4"/>
+            </w:tcBorders>
+            <w:tcMar>
+              <w:top w:type="dxa" w:w="60"/>
+              <w:left w:type="dxa" w:w="100"/>
+              <w:bottom w:type="dxa" w:w="60"/>
+              <w:right w:type="dxa" w:w="100"/>
+            </w:tcMar>
+          </w:tcPr>
+          <w:p>
+            <w:pPr>
+              <w:spacing w:after="0"/>
+            </w:pPr>
+            <w:r>
+              <w:rPr>
+                <w:sz w:val="19"/>
+                <w:szCs w:val="19"/>
+              </w:rPr>
+              <w:t xml:space="preserve">✅ (rc6)</w:t>
+            </w:r>
+          </w:p>
+        </w:tc>
+      </w:tr>
+      <w:tr>
+        <w:trPr>
+          <w:tblHeader w:val="off"/>
+        </w:trPr>
+        <w:tc>
+          <w:tcPr>
+            <w:tcW w:type="dxa" w:w="1191"/>
+            <w:tcBorders>
+              <w:top w:val="single" w:color="D9D4C7" w:sz="4"/>
+              <w:left w:val="single" w:color="D9D4C7" w:sz="4"/>
+              <w:bottom w:val="single" w:color="D9D4C7" w:sz="4"/>
+              <w:right w:val="single" w:color="D9D4C7" w:sz="4"/>
+            </w:tcBorders>
+            <w:shd w:fill="F4F1EA" w:color="auto" w:val="clear"/>
+            <w:tcMar>
+              <w:top w:type="dxa" w:w="60"/>
+              <w:left w:type="dxa" w:w="100"/>
+              <w:bottom w:type="dxa" w:w="60"/>
+              <w:right w:type="dxa" w:w="100"/>
+            </w:tcMar>
+          </w:tcPr>
+          <w:p>
+            <w:pPr>
+              <w:spacing w:after="0"/>
+            </w:pPr>
+            <w:r>
+              <w:rPr>
+                <w:sz w:val="19"/>
+                <w:szCs w:val="19"/>
+              </w:rPr>
+              <w:t xml:space="preserve">R18</w:t>
+            </w:r>
+          </w:p>
+        </w:tc>
+        <w:tc>
+          <w:tcPr>
+            <w:tcW w:type="dxa" w:w="1732"/>
+            <w:tcBorders>
+              <w:top w:val="single" w:color="D9D4C7" w:sz="4"/>
+              <w:left w:val="single" w:color="D9D4C7" w:sz="4"/>
+              <w:bottom w:val="single" w:color="D9D4C7" w:sz="4"/>
+              <w:right w:val="single" w:color="D9D4C7" w:sz="4"/>
+            </w:tcBorders>
+            <w:shd w:fill="F4F1EA" w:color="auto" w:val="clear"/>
+            <w:tcMar>
+              <w:top w:type="dxa" w:w="60"/>
+              <w:left w:type="dxa" w:w="100"/>
+              <w:bottom w:type="dxa" w:w="60"/>
+              <w:right w:type="dxa" w:w="100"/>
+            </w:tcMar>
+          </w:tcPr>
+          <w:p>
+            <w:pPr>
+              <w:spacing w:after="0"/>
+            </w:pPr>
+            <w:r>
+              <w:rPr>
+                <w:sz w:val="19"/>
+                <w:szCs w:val="19"/>
+              </w:rPr>
+              <w:t xml:space="preserve">Probni paket rc7</w:t>
+            </w:r>
+          </w:p>
+        </w:tc>
+        <w:tc>
+          <w:tcPr>
+            <w:tcW w:type="dxa" w:w="974"/>
+            <w:tcBorders>
+              <w:top w:val="single" w:color="D9D4C7" w:sz="4"/>
+              <w:left w:val="single" w:color="D9D4C7" w:sz="4"/>
+              <w:bottom w:val="single" w:color="D9D4C7" w:sz="4"/>
+              <w:right w:val="single" w:color="D9D4C7" w:sz="4"/>
+            </w:tcBorders>
+            <w:shd w:fill="F4F1EA" w:color="auto" w:val="clear"/>
+            <w:tcMar>
+              <w:top w:type="dxa" w:w="60"/>
+              <w:left w:type="dxa" w:w="100"/>
+              <w:bottom w:type="dxa" w:w="60"/>
+              <w:right w:type="dxa" w:w="100"/>
+            </w:tcMar>
+          </w:tcPr>
+          <w:p>
+            <w:pPr>
+              <w:spacing w:after="0"/>
+            </w:pPr>
+            <w:r>
+              <w:rPr>
+                <w:sz w:val="19"/>
+                <w:szCs w:val="19"/>
+              </w:rPr>
+              <w:t xml:space="preserve">lični paket, selftest iz paketa</w:t>
+            </w:r>
+          </w:p>
+        </w:tc>
+        <w:tc>
+          <w:tcPr>
+            <w:tcW w:type="dxa" w:w="1407"/>
+            <w:tcBorders>
+              <w:top w:val="single" w:color="D9D4C7" w:sz="4"/>
+              <w:left w:val="single" w:color="D9D4C7" w:sz="4"/>
+              <w:bottom w:val="single" w:color="D9D4C7" w:sz="4"/>
+              <w:right w:val="single" w:color="D9D4C7" w:sz="4"/>
+            </w:tcBorders>
+            <w:shd w:fill="F4F1EA" w:color="auto" w:val="clear"/>
+            <w:tcMar>
+              <w:top w:type="dxa" w:w="60"/>
+              <w:left w:type="dxa" w:w="100"/>
+              <w:bottom w:type="dxa" w:w="60"/>
+              <w:right w:type="dxa" w:w="100"/>
+            </w:tcMar>
+          </w:tcPr>
+          <w:p>
+            <w:pPr>
+              <w:spacing w:after="0"/>
+            </w:pPr>
+            <w:r>
+              <w:rPr>
+                <w:sz w:val="19"/>
+                <w:szCs w:val="19"/>
+              </w:rPr>
+              <w:t xml:space="preserve">SVE PROLAZI</w:t>
+            </w:r>
+          </w:p>
+        </w:tc>
+        <w:tc>
+          <w:tcPr>
+            <w:tcW w:type="dxa" w:w="4334"/>
+            <w:tcBorders>
+              <w:top w:val="single" w:color="D9D4C7" w:sz="4"/>
+              <w:left w:val="single" w:color="D9D4C7" w:sz="4"/>
+              <w:bottom w:val="single" w:color="D9D4C7" w:sz="4"/>
+              <w:right w:val="single" w:color="D9D4C7" w:sz="4"/>
+            </w:tcBorders>
+            <w:shd w:fill="F4F1EA" w:color="auto" w:val="clear"/>
+            <w:tcMar>
+              <w:top w:type="dxa" w:w="60"/>
+              <w:left w:type="dxa" w:w="100"/>
+              <w:bottom w:type="dxa" w:w="60"/>
+              <w:right w:type="dxa" w:w="100"/>
+            </w:tcMar>
+          </w:tcPr>
+          <w:p>
+            <w:pPr>
+              <w:spacing w:after="0"/>
+            </w:pPr>
+            <w:r>
+              <w:rPr>
+                <w:sz w:val="19"/>
+                <w:szCs w:val="19"/>
+              </w:rPr>
+              <w:t xml:space="preserve">✅</w:t>
+            </w:r>
+          </w:p>
+        </w:tc>
+      </w:tr>
+    </w:tbl>
+    <w:p>
+      <w:pPr>
+        <w:spacing w:after="120"/>
+      </w:pPr>
     </w:p>
     <w:sectPr>
       <w:footerReference w:type="default" r:id="rId6"/>
